--- a/lessons/6-1/downloads/reveal/6.1-session-2-practice-form-b.docx
+++ b/lessons/6-1/downloads/reveal/6.1-session-2-practice-form-b.docx
@@ -15,7 +15,7 @@
         <w:rPr>
           <w:rFonts w:ascii="Avenir Next" w:hAnsi="Avenir Next" w:cs="Avenir Next" w:eastAsia="Avenir Next"/>
           <w:color w:val="1A1A1A"/>
-          <w:sz w:val="20"/>
+          <w:sz w:val="22"/>
           <w:szCs w:val="20"/>
         </w:rPr>
         <w:t xml:space="preserve">Name</w:t>
@@ -33,7 +33,7 @@
         <w:rPr>
           <w:rFonts w:ascii="Avenir Next" w:hAnsi="Avenir Next" w:cs="Avenir Next" w:eastAsia="Avenir Next"/>
           <w:color w:val="1A1A1A"/>
-          <w:sz w:val="20"/>
+          <w:sz w:val="22"/>
           <w:szCs w:val="20"/>
         </w:rPr>
         <w:t xml:space="preserve">   Date</w:t>
@@ -51,7 +51,7 @@
         <w:rPr>
           <w:rFonts w:ascii="Avenir Next" w:hAnsi="Avenir Next" w:cs="Avenir Next" w:eastAsia="Avenir Next"/>
           <w:color w:val="1A1A1A"/>
-          <w:sz w:val="20"/>
+          <w:sz w:val="22"/>
           <w:szCs w:val="20"/>
         </w:rPr>
         <w:t xml:space="preserve">   Period</w:t>
@@ -78,7 +78,7 @@
           <w:caps/>
           <w:color w:val="003A70"/>
           <w:spacing w:val="12"/>
-          <w:sz w:val="19"/>
+          <w:sz w:val="22"/>
           <w:szCs w:val="19"/>
         </w:rPr>
         <w:t xml:space="preserve">Lesson 6-1  ·  Session 2  ·  Practice  ·  Form B</w:t>
@@ -86,6 +86,7 @@
     </w:p>
     <w:p>
       <w:pPr>
+        <w:pStyle w:val="Heading1"/>
         <w:keepNext/>
         <w:spacing w:before="0" w:after="10" w:line="240" w:lineRule="auto"/>
       </w:pPr>
@@ -111,7 +112,7 @@
         <w:rPr>
           <w:rFonts w:ascii="Avenir Next" w:hAnsi="Avenir Next" w:cs="Avenir Next" w:eastAsia="Avenir Next"/>
           <w:color w:val="5A5F66"/>
-          <w:sz w:val="17"/>
+          <w:sz w:val="22"/>
           <w:szCs w:val="17"/>
         </w:rPr>
         <w:t xml:space="preserve">Learning target — I can divide a fraction by a whole number and explain the result.</w:t>
@@ -128,7 +129,7 @@
     </w:p>
     <w:p>
       <w:pPr>
-        <w:spacing w:before="0" w:after="0" w:line="60" w:lineRule="auto"/>
+        <w:spacing w:before="0" w:after="0" w:line="50" w:lineRule="exact"/>
       </w:pPr>
     </w:p>
     <w:tbl>
@@ -167,6 +168,7 @@
           </w:tcPr>
           <w:p>
             <w:pPr>
+              <w:pStyle w:val="Heading2"/>
               <w:spacing w:before="0" w:after="40" w:line="264" w:lineRule="auto"/>
             </w:pPr>
             <w:r>
@@ -194,44 +196,44 @@
                 <w:rFonts w:ascii="Avenir Next" w:hAnsi="Avenir Next" w:cs="Avenir Next" w:eastAsia="Avenir Next"/>
                 <w:b/>
                 <w:color w:val="003A70"/>
+                <w:sz w:val="22"/>
+                <w:szCs w:val="18"/>
+              </w:rPr>
+              <w:t xml:space="preserve">•</w:t>
+            </w:r>
+            <w:r>
+              <w:rPr>
+                <w:rFonts w:ascii="Avenir Next" w:hAnsi="Avenir Next" w:cs="Avenir Next" w:eastAsia="Avenir Next"/>
+                <w:color w:val="1A1A1A"/>
                 <w:sz w:val="18"/>
                 <w:szCs w:val="18"/>
               </w:rPr>
-              <w:t xml:space="preserve">•</w:t>
-            </w:r>
-            <w:r>
-              <w:rPr>
-                <w:rFonts w:ascii="Avenir Next" w:hAnsi="Avenir Next" w:cs="Avenir Next" w:eastAsia="Avenir Next"/>
-                <w:color w:val="1A1A1A"/>
-                <w:sz w:val="18"/>
+              <w:tab/>
+            </w:r>
+            <w:r>
+              <w:rPr>
+                <w:rFonts w:ascii="Avenir Next" w:hAnsi="Avenir Next" w:cs="Avenir Next" w:eastAsia="Avenir Next"/>
+                <w:color w:val="1A1A1A"/>
+                <w:sz w:val="22"/>
                 <w:szCs w:val="18"/>
               </w:rPr>
-              <w:tab/>
-            </w:r>
-            <w:r>
-              <w:rPr>
-                <w:rFonts w:ascii="Avenir Next" w:hAnsi="Avenir Next" w:cs="Avenir Next" w:eastAsia="Avenir Next"/>
-                <w:color w:val="1A1A1A"/>
-                <w:sz w:val="18"/>
+              <w:t xml:space="preserve">Dividing by a whole number </w:t>
+            </w:r>
+            <w:r>
+              <w:rPr>
+                <w:rFonts w:ascii="Avenir Next" w:hAnsi="Avenir Next" w:cs="Avenir Next" w:eastAsia="Avenir Next"/>
+                <w:b/>
+                <w:color w:val="1A1A1A"/>
+                <w:sz w:val="22"/>
                 <w:szCs w:val="18"/>
               </w:rPr>
-              <w:t xml:space="preserve">Dividing by a whole number </w:t>
-            </w:r>
-            <w:r>
-              <w:rPr>
-                <w:rFonts w:ascii="Avenir Next" w:hAnsi="Avenir Next" w:cs="Avenir Next" w:eastAsia="Avenir Next"/>
-                <w:b/>
-                <w:color w:val="1A1A1A"/>
-                <w:sz w:val="18"/>
-                <w:szCs w:val="18"/>
-              </w:rPr>
               <w:t xml:space="preserve">shares</w:t>
             </w:r>
             <w:r>
               <w:rPr>
                 <w:rFonts w:ascii="Avenir Next" w:hAnsi="Avenir Next" w:cs="Avenir Next" w:eastAsia="Avenir Next"/>
                 <w:color w:val="1A1A1A"/>
-                <w:sz w:val="18"/>
+                <w:sz w:val="22"/>
                 <w:szCs w:val="18"/>
               </w:rPr>
               <w:t xml:space="preserve"> the fraction into equal parts.</w:t>
@@ -250,35 +252,35 @@
                 <w:rFonts w:ascii="Avenir Next" w:hAnsi="Avenir Next" w:cs="Avenir Next" w:eastAsia="Avenir Next"/>
                 <w:b/>
                 <w:color w:val="003A70"/>
+                <w:sz w:val="22"/>
+                <w:szCs w:val="18"/>
+              </w:rPr>
+              <w:t xml:space="preserve">•</w:t>
+            </w:r>
+            <w:r>
+              <w:rPr>
+                <w:rFonts w:ascii="Avenir Next" w:hAnsi="Avenir Next" w:cs="Avenir Next" w:eastAsia="Avenir Next"/>
+                <w:color w:val="1A1A1A"/>
                 <w:sz w:val="18"/>
                 <w:szCs w:val="18"/>
               </w:rPr>
-              <w:t xml:space="preserve">•</w:t>
-            </w:r>
-            <w:r>
-              <w:rPr>
-                <w:rFonts w:ascii="Avenir Next" w:hAnsi="Avenir Next" w:cs="Avenir Next" w:eastAsia="Avenir Next"/>
-                <w:color w:val="1A1A1A"/>
-                <w:sz w:val="18"/>
+              <w:tab/>
+            </w:r>
+            <w:r>
+              <w:rPr>
+                <w:rFonts w:ascii="Avenir Next" w:hAnsi="Avenir Next" w:cs="Avenir Next" w:eastAsia="Avenir Next"/>
+                <w:b/>
+                <w:color w:val="1A1A1A"/>
+                <w:sz w:val="22"/>
                 <w:szCs w:val="18"/>
               </w:rPr>
-              <w:tab/>
-            </w:r>
-            <w:r>
-              <w:rPr>
-                <w:rFonts w:ascii="Avenir Next" w:hAnsi="Avenir Next" w:cs="Avenir Next" w:eastAsia="Avenir Next"/>
-                <w:b/>
-                <w:color w:val="1A1A1A"/>
-                <w:sz w:val="18"/>
-                <w:szCs w:val="18"/>
-              </w:rPr>
               <w:t xml:space="preserve">Multiply by the reciprocal</w:t>
             </w:r>
             <w:r>
               <w:rPr>
                 <w:rFonts w:ascii="Avenir Next" w:hAnsi="Avenir Next" w:cs="Avenir Next" w:eastAsia="Avenir Next"/>
                 <w:color w:val="1A1A1A"/>
-                <w:sz w:val="18"/>
+                <w:sz w:val="22"/>
                 <w:szCs w:val="18"/>
               </w:rPr>
               <w:t xml:space="preserve"> of the whole number: 2/3 ÷ 4 = 2/3 × 1/4 = 2/12 = 1/6.</w:t>
@@ -297,44 +299,44 @@
                 <w:rFonts w:ascii="Avenir Next" w:hAnsi="Avenir Next" w:cs="Avenir Next" w:eastAsia="Avenir Next"/>
                 <w:b/>
                 <w:color w:val="003A70"/>
+                <w:sz w:val="22"/>
+                <w:szCs w:val="18"/>
+              </w:rPr>
+              <w:t xml:space="preserve">•</w:t>
+            </w:r>
+            <w:r>
+              <w:rPr>
+                <w:rFonts w:ascii="Avenir Next" w:hAnsi="Avenir Next" w:cs="Avenir Next" w:eastAsia="Avenir Next"/>
+                <w:color w:val="1A1A1A"/>
                 <w:sz w:val="18"/>
                 <w:szCs w:val="18"/>
               </w:rPr>
-              <w:t xml:space="preserve">•</w:t>
-            </w:r>
-            <w:r>
-              <w:rPr>
-                <w:rFonts w:ascii="Avenir Next" w:hAnsi="Avenir Next" w:cs="Avenir Next" w:eastAsia="Avenir Next"/>
-                <w:color w:val="1A1A1A"/>
-                <w:sz w:val="18"/>
+              <w:tab/>
+            </w:r>
+            <w:r>
+              <w:rPr>
+                <w:rFonts w:ascii="Avenir Next" w:hAnsi="Avenir Next" w:cs="Avenir Next" w:eastAsia="Avenir Next"/>
+                <w:color w:val="1A1A1A"/>
+                <w:sz w:val="22"/>
                 <w:szCs w:val="18"/>
               </w:rPr>
-              <w:tab/>
-            </w:r>
-            <w:r>
-              <w:rPr>
-                <w:rFonts w:ascii="Avenir Next" w:hAnsi="Avenir Next" w:cs="Avenir Next" w:eastAsia="Avenir Next"/>
-                <w:color w:val="1A1A1A"/>
-                <w:sz w:val="18"/>
+              <w:t xml:space="preserve">Each share is </w:t>
+            </w:r>
+            <w:r>
+              <w:rPr>
+                <w:rFonts w:ascii="Avenir Next" w:hAnsi="Avenir Next" w:cs="Avenir Next" w:eastAsia="Avenir Next"/>
+                <w:b/>
+                <w:color w:val="1A1A1A"/>
+                <w:sz w:val="22"/>
                 <w:szCs w:val="18"/>
               </w:rPr>
-              <w:t xml:space="preserve">Each share is </w:t>
-            </w:r>
-            <w:r>
-              <w:rPr>
-                <w:rFonts w:ascii="Avenir Next" w:hAnsi="Avenir Next" w:cs="Avenir Next" w:eastAsia="Avenir Next"/>
-                <w:b/>
-                <w:color w:val="1A1A1A"/>
-                <w:sz w:val="18"/>
-                <w:szCs w:val="18"/>
-              </w:rPr>
               <w:t xml:space="preserve">less</w:t>
             </w:r>
             <w:r>
               <w:rPr>
                 <w:rFonts w:ascii="Avenir Next" w:hAnsi="Avenir Next" w:cs="Avenir Next" w:eastAsia="Avenir Next"/>
                 <w:color w:val="1A1A1A"/>
-                <w:sz w:val="18"/>
+                <w:sz w:val="22"/>
                 <w:szCs w:val="18"/>
               </w:rPr>
               <w:t xml:space="preserve"> than the fraction. Check: share × number of shares = the fraction.</w:t>
@@ -349,6 +351,7 @@
           </w:tcPr>
           <w:p>
             <w:pPr>
+              <w:pStyle w:val="Heading2"/>
               <w:spacing w:before="0" w:after="40" w:line="264" w:lineRule="auto"/>
             </w:pPr>
             <w:r>
@@ -371,7 +374,7 @@
               <w:rPr>
                 <w:rFonts w:ascii="Avenir Next" w:hAnsi="Avenir Next" w:cs="Avenir Next" w:eastAsia="Avenir Next"/>
                 <w:color w:val="1A1A1A"/>
-                <w:sz w:val="17"/>
+                <w:sz w:val="22"/>
                 <w:szCs w:val="17"/>
               </w:rPr>
               <w:t xml:space="preserve">A painter pours 2/3 liter of paint evenly into 4 trays. How much paint is in each tray?</w:t>
@@ -390,25 +393,25 @@
                 <w:rFonts w:ascii="Avenir Next" w:hAnsi="Avenir Next" w:cs="Avenir Next" w:eastAsia="Avenir Next"/>
                 <w:b/>
                 <w:color w:val="003A70"/>
+                <w:sz w:val="22"/>
+                <w:szCs w:val="17"/>
+              </w:rPr>
+              <w:t xml:space="preserve">Step 1</w:t>
+            </w:r>
+            <w:r>
+              <w:rPr>
+                <w:rFonts w:ascii="Avenir Next" w:hAnsi="Avenir Next" w:cs="Avenir Next" w:eastAsia="Avenir Next"/>
+                <w:color w:val="1A1A1A"/>
                 <w:sz w:val="17"/>
                 <w:szCs w:val="17"/>
               </w:rPr>
-              <w:t xml:space="preserve">Step 1</w:t>
-            </w:r>
-            <w:r>
-              <w:rPr>
-                <w:rFonts w:ascii="Avenir Next" w:hAnsi="Avenir Next" w:cs="Avenir Next" w:eastAsia="Avenir Next"/>
-                <w:color w:val="1A1A1A"/>
-                <w:sz w:val="17"/>
-                <w:szCs w:val="17"/>
-              </w:rPr>
               <w:tab/>
             </w:r>
             <w:r>
               <w:rPr>
                 <w:rFonts w:ascii="Avenir Next" w:hAnsi="Avenir Next" w:cs="Avenir Next" w:eastAsia="Avenir Next"/>
                 <w:color w:val="1A1A1A"/>
-                <w:sz w:val="17"/>
+                <w:sz w:val="22"/>
                 <w:szCs w:val="17"/>
               </w:rPr>
               <w:t xml:space="preserve">Write the division: 2/3 ÷ 4.</w:t>
@@ -427,25 +430,25 @@
                 <w:rFonts w:ascii="Avenir Next" w:hAnsi="Avenir Next" w:cs="Avenir Next" w:eastAsia="Avenir Next"/>
                 <w:b/>
                 <w:color w:val="003A70"/>
+                <w:sz w:val="22"/>
+                <w:szCs w:val="17"/>
+              </w:rPr>
+              <w:t xml:space="preserve">Step 2</w:t>
+            </w:r>
+            <w:r>
+              <w:rPr>
+                <w:rFonts w:ascii="Avenir Next" w:hAnsi="Avenir Next" w:cs="Avenir Next" w:eastAsia="Avenir Next"/>
+                <w:color w:val="1A1A1A"/>
                 <w:sz w:val="17"/>
                 <w:szCs w:val="17"/>
               </w:rPr>
-              <w:t xml:space="preserve">Step 2</w:t>
-            </w:r>
-            <w:r>
-              <w:rPr>
-                <w:rFonts w:ascii="Avenir Next" w:hAnsi="Avenir Next" w:cs="Avenir Next" w:eastAsia="Avenir Next"/>
-                <w:color w:val="1A1A1A"/>
-                <w:sz w:val="17"/>
-                <w:szCs w:val="17"/>
-              </w:rPr>
               <w:tab/>
             </w:r>
             <w:r>
               <w:rPr>
                 <w:rFonts w:ascii="Avenir Next" w:hAnsi="Avenir Next" w:cs="Avenir Next" w:eastAsia="Avenir Next"/>
                 <w:color w:val="1A1A1A"/>
-                <w:sz w:val="17"/>
+                <w:sz w:val="22"/>
                 <w:szCs w:val="17"/>
               </w:rPr>
               <w:t xml:space="preserve">Multiply by the reciprocal: 2/3 × 1/4 = 2/12.</w:t>
@@ -464,25 +467,25 @@
                 <w:rFonts w:ascii="Avenir Next" w:hAnsi="Avenir Next" w:cs="Avenir Next" w:eastAsia="Avenir Next"/>
                 <w:b/>
                 <w:color w:val="003A70"/>
+                <w:sz w:val="22"/>
+                <w:szCs w:val="17"/>
+              </w:rPr>
+              <w:t xml:space="preserve">Step 3</w:t>
+            </w:r>
+            <w:r>
+              <w:rPr>
+                <w:rFonts w:ascii="Avenir Next" w:hAnsi="Avenir Next" w:cs="Avenir Next" w:eastAsia="Avenir Next"/>
+                <w:color w:val="1A1A1A"/>
                 <w:sz w:val="17"/>
                 <w:szCs w:val="17"/>
               </w:rPr>
-              <w:t xml:space="preserve">Step 3</w:t>
-            </w:r>
-            <w:r>
-              <w:rPr>
-                <w:rFonts w:ascii="Avenir Next" w:hAnsi="Avenir Next" w:cs="Avenir Next" w:eastAsia="Avenir Next"/>
-                <w:color w:val="1A1A1A"/>
-                <w:sz w:val="17"/>
-                <w:szCs w:val="17"/>
-              </w:rPr>
               <w:tab/>
             </w:r>
             <w:r>
               <w:rPr>
                 <w:rFonts w:ascii="Avenir Next" w:hAnsi="Avenir Next" w:cs="Avenir Next" w:eastAsia="Avenir Next"/>
                 <w:color w:val="1A1A1A"/>
-                <w:sz w:val="17"/>
+                <w:sz w:val="22"/>
                 <w:szCs w:val="17"/>
               </w:rPr>
               <w:t xml:space="preserve">Simplify: 2/12 = 1/6. Check: 1/6 × 4 = 4/6 = 2/3.</w:t>
@@ -501,18 +504,18 @@
                 <w:rFonts w:ascii="Avenir Next" w:hAnsi="Avenir Next" w:cs="Avenir Next" w:eastAsia="Avenir Next"/>
                 <w:b/>
                 <w:color w:val="1A1A1A"/>
+                <w:sz w:val="22"/>
+                <w:szCs w:val="17"/>
+              </w:rPr>
+              <w:t xml:space="preserve">Answer</w:t>
+            </w:r>
+            <w:r>
+              <w:rPr>
+                <w:rFonts w:ascii="Avenir Next" w:hAnsi="Avenir Next" w:cs="Avenir Next" w:eastAsia="Avenir Next"/>
+                <w:color w:val="1A1A1A"/>
                 <w:sz w:val="17"/>
                 <w:szCs w:val="17"/>
               </w:rPr>
-              <w:t xml:space="preserve">Answer</w:t>
-            </w:r>
-            <w:r>
-              <w:rPr>
-                <w:rFonts w:ascii="Avenir Next" w:hAnsi="Avenir Next" w:cs="Avenir Next" w:eastAsia="Avenir Next"/>
-                <w:color w:val="1A1A1A"/>
-                <w:sz w:val="17"/>
-                <w:szCs w:val="17"/>
-              </w:rPr>
               <w:tab/>
             </w:r>
             <w:r>
@@ -520,7 +523,7 @@
                 <w:rFonts w:ascii="Avenir Next" w:hAnsi="Avenir Next" w:cs="Avenir Next" w:eastAsia="Avenir Next"/>
                 <w:b/>
                 <w:color w:val="1A1A1A"/>
-                <w:sz w:val="17"/>
+                <w:sz w:val="22"/>
                 <w:szCs w:val="17"/>
               </w:rPr>
               <w:t xml:space="preserve">1/6 liter in each tray</w:t>
@@ -549,7 +552,7 @@
           <w:rFonts w:ascii="Avenir Next" w:hAnsi="Avenir Next" w:cs="Avenir Next" w:eastAsia="Avenir Next"/>
           <w:b/>
           <w:color w:val="1A1A1A"/>
-          <w:sz w:val="17"/>
+          <w:sz w:val="22"/>
           <w:szCs w:val="17"/>
         </w:rPr>
         <w:t xml:space="preserve">reciprocal</w:t>
@@ -559,7 +562,7 @@
           <w:rFonts w:ascii="Avenir Next" w:hAnsi="Avenir Next" w:cs="Avenir Next" w:eastAsia="Avenir Next"/>
           <w:i/>
           <w:color w:val="5A5F66"/>
-          <w:sz w:val="17"/>
+          <w:sz w:val="22"/>
           <w:szCs w:val="17"/>
         </w:rPr>
         <w:t xml:space="preserve"> (recíproco)</w:t>
@@ -568,7 +571,7 @@
         <w:rPr>
           <w:rFonts w:ascii="Avenir Next" w:hAnsi="Avenir Next" w:cs="Avenir Next" w:eastAsia="Avenir Next"/>
           <w:color w:val="5A5F66"/>
-          <w:sz w:val="17"/>
+          <w:sz w:val="22"/>
           <w:szCs w:val="17"/>
         </w:rPr>
         <w:t xml:space="preserve">   ·   </w:t>
@@ -578,7 +581,7 @@
           <w:rFonts w:ascii="Avenir Next" w:hAnsi="Avenir Next" w:cs="Avenir Next" w:eastAsia="Avenir Next"/>
           <w:b/>
           <w:color w:val="1A1A1A"/>
-          <w:sz w:val="17"/>
+          <w:sz w:val="22"/>
           <w:szCs w:val="17"/>
         </w:rPr>
         <w:t xml:space="preserve">multiplicative inverse</w:t>
@@ -588,7 +591,7 @@
           <w:rFonts w:ascii="Avenir Next" w:hAnsi="Avenir Next" w:cs="Avenir Next" w:eastAsia="Avenir Next"/>
           <w:i/>
           <w:color w:val="5A5F66"/>
-          <w:sz w:val="17"/>
+          <w:sz w:val="22"/>
           <w:szCs w:val="17"/>
         </w:rPr>
         <w:t xml:space="preserve"> (inverso multiplicativo)</w:t>
@@ -597,7 +600,7 @@
         <w:rPr>
           <w:rFonts w:ascii="Avenir Next" w:hAnsi="Avenir Next" w:cs="Avenir Next" w:eastAsia="Avenir Next"/>
           <w:color w:val="5A5F66"/>
-          <w:sz w:val="17"/>
+          <w:sz w:val="22"/>
           <w:szCs w:val="17"/>
         </w:rPr>
         <w:t xml:space="preserve">   ·   </w:t>
@@ -607,7 +610,7 @@
           <w:rFonts w:ascii="Avenir Next" w:hAnsi="Avenir Next" w:cs="Avenir Next" w:eastAsia="Avenir Next"/>
           <w:b/>
           <w:color w:val="1A1A1A"/>
-          <w:sz w:val="17"/>
+          <w:sz w:val="22"/>
           <w:szCs w:val="17"/>
         </w:rPr>
         <w:t xml:space="preserve">divisor</w:t>
@@ -617,7 +620,7 @@
           <w:rFonts w:ascii="Avenir Next" w:hAnsi="Avenir Next" w:cs="Avenir Next" w:eastAsia="Avenir Next"/>
           <w:i/>
           <w:color w:val="5A5F66"/>
-          <w:sz w:val="17"/>
+          <w:sz w:val="22"/>
           <w:szCs w:val="17"/>
         </w:rPr>
         <w:t xml:space="preserve"> (divisor)</w:t>
@@ -625,6 +628,7 @@
     </w:p>
     <w:p>
       <w:pPr>
+        <w:pStyle w:val="Heading2"/>
         <w:keepNext/>
         <w:pBdr>
           <w:bottom w:val="single" w:sz="8" w:space="3" w:color="003A70"/>
@@ -640,7 +644,7 @@
           <w:b/>
           <w:color w:val="003A70"/>
           <w:spacing w:val="14"/>
-          <w:sz w:val="19"/>
+          <w:sz w:val="22"/>
           <w:szCs w:val="19"/>
         </w:rPr>
         <w:t xml:space="preserve">PRACTICE</w:t>
@@ -659,7 +663,7 @@
           <w:rFonts w:ascii="Avenir Next" w:hAnsi="Avenir Next" w:cs="Avenir Next" w:eastAsia="Avenir Next"/>
           <w:i/>
           <w:color w:val="5A5F66"/>
-          <w:sz w:val="17"/>
+          <w:sz w:val="22"/>
           <w:szCs w:val="17"/>
         </w:rPr>
         <w:t xml:space="preserve">show your work · label units</w:t>
@@ -667,7 +671,7 @@
     </w:p>
     <w:p>
       <w:pPr>
-        <w:spacing w:before="0" w:after="0" w:line="20" w:lineRule="exact"/>
+        <w:spacing w:before="0" w:after="0" w:line="50" w:lineRule="exact"/>
       </w:pPr>
     </w:p>
     <w:tbl>
@@ -717,25 +721,25 @@
                 <w:rFonts w:ascii="Avenir Next" w:hAnsi="Avenir Next" w:cs="Avenir Next" w:eastAsia="Avenir Next"/>
                 <w:b/>
                 <w:color w:val="1A1A1A"/>
+                <w:sz w:val="22"/>
+                <w:szCs w:val="20"/>
+              </w:rPr>
+              <w:t xml:space="preserve">1.</w:t>
+            </w:r>
+            <w:r>
+              <w:rPr>
+                <w:rFonts w:ascii="Avenir Next" w:hAnsi="Avenir Next" w:cs="Avenir Next" w:eastAsia="Avenir Next"/>
+                <w:color w:val="1A1A1A"/>
                 <w:sz w:val="20"/>
                 <w:szCs w:val="20"/>
               </w:rPr>
-              <w:t xml:space="preserve">1.</w:t>
-            </w:r>
-            <w:r>
-              <w:rPr>
-                <w:rFonts w:ascii="Avenir Next" w:hAnsi="Avenir Next" w:cs="Avenir Next" w:eastAsia="Avenir Next"/>
-                <w:color w:val="1A1A1A"/>
-                <w:sz w:val="20"/>
-                <w:szCs w:val="20"/>
-              </w:rPr>
               <w:tab/>
             </w:r>
             <w:r>
               <w:rPr>
                 <w:rFonts w:ascii="Avenir Next" w:hAnsi="Avenir Next" w:cs="Avenir Next" w:eastAsia="Avenir Next"/>
                 <w:color w:val="1A1A1A"/>
-                <w:sz w:val="20"/>
+                <w:sz w:val="22"/>
                 <w:szCs w:val="20"/>
               </w:rPr>
               <w:t xml:space="preserve">Divide. Write each quotient in simplest form.</w:t>
@@ -791,7 +795,7 @@
                       <w:rFonts w:ascii="Avenir Next" w:hAnsi="Avenir Next" w:cs="Avenir Next" w:eastAsia="Avenir Next"/>
                       <w:b/>
                       <w:color w:val="003A70"/>
-                      <w:sz w:val="20"/>
+                      <w:sz w:val="22"/>
                       <w:szCs w:val="20"/>
                     </w:rPr>
                     <w:t xml:space="preserve">a.</w:t>
@@ -809,7 +813,7 @@
                     <w:rPr>
                       <w:rFonts w:ascii="Avenir Next" w:hAnsi="Avenir Next" w:cs="Avenir Next" w:eastAsia="Avenir Next"/>
                       <w:color w:val="1A1A1A"/>
-                      <w:sz w:val="20"/>
+                      <w:sz w:val="22"/>
                       <w:szCs w:val="20"/>
                     </w:rPr>
                     <w:t xml:space="preserve">1/4 ÷ 2 =</w:t>
@@ -853,7 +857,7 @@
                       <w:rFonts w:ascii="Avenir Next" w:hAnsi="Avenir Next" w:cs="Avenir Next" w:eastAsia="Avenir Next"/>
                       <w:b/>
                       <w:color w:val="003A70"/>
-                      <w:sz w:val="20"/>
+                      <w:sz w:val="22"/>
                       <w:szCs w:val="20"/>
                     </w:rPr>
                     <w:t xml:space="preserve">b.</w:t>
@@ -871,7 +875,7 @@
                     <w:rPr>
                       <w:rFonts w:ascii="Avenir Next" w:hAnsi="Avenir Next" w:cs="Avenir Next" w:eastAsia="Avenir Next"/>
                       <w:color w:val="1A1A1A"/>
-                      <w:sz w:val="20"/>
+                      <w:sz w:val="22"/>
                       <w:szCs w:val="20"/>
                     </w:rPr>
                     <w:t xml:space="preserve">2/3 ÷ 4 =</w:t>
@@ -915,7 +919,7 @@
                       <w:rFonts w:ascii="Avenir Next" w:hAnsi="Avenir Next" w:cs="Avenir Next" w:eastAsia="Avenir Next"/>
                       <w:b/>
                       <w:color w:val="003A70"/>
-                      <w:sz w:val="20"/>
+                      <w:sz w:val="22"/>
                       <w:szCs w:val="20"/>
                     </w:rPr>
                     <w:t xml:space="preserve">c.</w:t>
@@ -933,7 +937,7 @@
                     <w:rPr>
                       <w:rFonts w:ascii="Avenir Next" w:hAnsi="Avenir Next" w:cs="Avenir Next" w:eastAsia="Avenir Next"/>
                       <w:color w:val="1A1A1A"/>
-                      <w:sz w:val="20"/>
+                      <w:sz w:val="22"/>
                       <w:szCs w:val="20"/>
                     </w:rPr>
                     <w:t xml:space="preserve">3/4 ÷ 3 =</w:t>
@@ -983,7 +987,7 @@
                       <w:rFonts w:ascii="Avenir Next" w:hAnsi="Avenir Next" w:cs="Avenir Next" w:eastAsia="Avenir Next"/>
                       <w:b/>
                       <w:color w:val="003A70"/>
-                      <w:sz w:val="20"/>
+                      <w:sz w:val="22"/>
                       <w:szCs w:val="20"/>
                     </w:rPr>
                     <w:t xml:space="preserve">d.</w:t>
@@ -1001,7 +1005,7 @@
                     <w:rPr>
                       <w:rFonts w:ascii="Avenir Next" w:hAnsi="Avenir Next" w:cs="Avenir Next" w:eastAsia="Avenir Next"/>
                       <w:color w:val="1A1A1A"/>
-                      <w:sz w:val="20"/>
+                      <w:sz w:val="22"/>
                       <w:szCs w:val="20"/>
                     </w:rPr>
                     <w:t xml:space="preserve">8/9 ÷ 4 =</w:t>
@@ -1045,7 +1049,7 @@
                       <w:rFonts w:ascii="Avenir Next" w:hAnsi="Avenir Next" w:cs="Avenir Next" w:eastAsia="Avenir Next"/>
                       <w:b/>
                       <w:color w:val="003A70"/>
-                      <w:sz w:val="20"/>
+                      <w:sz w:val="22"/>
                       <w:szCs w:val="20"/>
                     </w:rPr>
                     <w:t xml:space="preserve">e.</w:t>
@@ -1063,7 +1067,7 @@
                     <w:rPr>
                       <w:rFonts w:ascii="Avenir Next" w:hAnsi="Avenir Next" w:cs="Avenir Next" w:eastAsia="Avenir Next"/>
                       <w:color w:val="1A1A1A"/>
-                      <w:sz w:val="20"/>
+                      <w:sz w:val="22"/>
                       <w:szCs w:val="20"/>
                     </w:rPr>
                     <w:t xml:space="preserve">5/7 ÷ 5 =</w:t>
@@ -1107,7 +1111,7 @@
                       <w:rFonts w:ascii="Avenir Next" w:hAnsi="Avenir Next" w:cs="Avenir Next" w:eastAsia="Avenir Next"/>
                       <w:b/>
                       <w:color w:val="003A70"/>
-                      <w:sz w:val="20"/>
+                      <w:sz w:val="22"/>
                       <w:szCs w:val="20"/>
                     </w:rPr>
                     <w:t xml:space="preserve">f.</w:t>
@@ -1125,7 +1129,7 @@
                     <w:rPr>
                       <w:rFonts w:ascii="Avenir Next" w:hAnsi="Avenir Next" w:cs="Avenir Next" w:eastAsia="Avenir Next"/>
                       <w:color w:val="1A1A1A"/>
-                      <w:sz w:val="20"/>
+                      <w:sz w:val="22"/>
                       <w:szCs w:val="20"/>
                     </w:rPr>
                     <w:t xml:space="preserve">4/9 ÷ 8 =</w:t>
@@ -1155,7 +1159,7 @@
           </w:tbl>
           <w:p>
             <w:pPr>
-              <w:spacing w:before="0" w:after="0" w:line="24" w:lineRule="auto"/>
+              <w:spacing w:before="0" w:after="0" w:line="50" w:lineRule="exact"/>
             </w:pPr>
           </w:p>
         </w:tc>
@@ -1163,12 +1167,12 @@
     </w:tbl>
     <w:p>
       <w:pPr>
-        <w:spacing w:before="0" w:after="0" w:line="20" w:lineRule="exact"/>
+        <w:spacing w:before="0" w:after="0" w:line="50" w:lineRule="exact"/>
       </w:pPr>
     </w:p>
     <w:p>
       <w:pPr>
-        <w:spacing w:before="0" w:after="0" w:line="20" w:lineRule="exact"/>
+        <w:spacing w:before="0" w:after="0" w:line="50" w:lineRule="exact"/>
       </w:pPr>
     </w:p>
     <w:tbl>
@@ -1218,18 +1222,18 @@
                 <w:rFonts w:ascii="Avenir Next" w:hAnsi="Avenir Next" w:cs="Avenir Next" w:eastAsia="Avenir Next"/>
                 <w:b/>
                 <w:color w:val="1A1A1A"/>
+                <w:sz w:val="22"/>
+                <w:szCs w:val="20"/>
+              </w:rPr>
+              <w:t xml:space="preserve">2.</w:t>
+            </w:r>
+            <w:r>
+              <w:rPr>
+                <w:rFonts w:ascii="Avenir Next" w:hAnsi="Avenir Next" w:cs="Avenir Next" w:eastAsia="Avenir Next"/>
+                <w:color w:val="1A1A1A"/>
                 <w:sz w:val="20"/>
                 <w:szCs w:val="20"/>
               </w:rPr>
-              <w:t xml:space="preserve">2.</w:t>
-            </w:r>
-            <w:r>
-              <w:rPr>
-                <w:rFonts w:ascii="Avenir Next" w:hAnsi="Avenir Next" w:cs="Avenir Next" w:eastAsia="Avenir Next"/>
-                <w:color w:val="1A1A1A"/>
-                <w:sz w:val="20"/>
-                <w:szCs w:val="20"/>
-              </w:rPr>
               <w:tab/>
             </w:r>
             <w:r>
@@ -1237,7 +1241,7 @@
                 <w:rFonts w:ascii="Avenir Next" w:hAnsi="Avenir Next" w:cs="Avenir Next" w:eastAsia="Avenir Next"/>
                 <w:b/>
                 <w:color w:val="1A1A1A"/>
-                <w:sz w:val="20"/>
+                <w:sz w:val="22"/>
                 <w:szCs w:val="20"/>
               </w:rPr>
               <w:t xml:space="preserve">Kitchen Supplies.  </w:t>
@@ -1246,7 +1250,7 @@
               <w:rPr>
                 <w:rFonts w:ascii="Avenir Next" w:hAnsi="Avenir Next" w:cs="Avenir Next" w:eastAsia="Avenir Next"/>
                 <w:color w:val="1A1A1A"/>
-                <w:sz w:val="20"/>
+                <w:sz w:val="22"/>
                 <w:szCs w:val="20"/>
               </w:rPr>
               <w:t xml:space="preserve">A cooking club splits 5/6 pound of cheese evenly among 5 cooks, as the tape shows.</w:t>
@@ -1262,7 +1266,7 @@
               <w:drawing>
                 <wp:inline distT="0" distB="0" distL="0" distR="0">
                   <wp:extent cx="4206240" cy="475488"/>
-                  <wp:docPr id="1" name="Figure 1"/>
+                  <wp:docPr id="1" name="Figure 1" descr="Tape diagram. 5/6 lb: 5 equal sections; section labels ?, ?, ?, ?, ?."/>
                   <a:graphic xmlns:a="http://schemas.openxmlformats.org/drawingml/2006/main">
                     <a:graphicData uri="http://schemas.openxmlformats.org/drawingml/2006/picture">
                       <pic:pic xmlns:pic="http://schemas.openxmlformats.org/drawingml/2006/picture">
@@ -1306,10 +1310,28 @@
                 <w:rFonts w:ascii="Avenir Next" w:hAnsi="Avenir Next" w:cs="Avenir Next" w:eastAsia="Avenir Next"/>
                 <w:b/>
                 <w:color w:val="003A70"/>
+                <w:sz w:val="22"/>
+                <w:szCs w:val="20"/>
+              </w:rPr>
+              <w:t xml:space="preserve">a.</w:t>
+            </w:r>
+            <w:r>
+              <w:rPr>
+                <w:rFonts w:ascii="Avenir Next" w:hAnsi="Avenir Next" w:cs="Avenir Next" w:eastAsia="Avenir Next"/>
+                <w:color w:val="1A1A1A"/>
                 <w:sz w:val="20"/>
                 <w:szCs w:val="20"/>
               </w:rPr>
-              <w:t xml:space="preserve">a.</w:t>
+              <w:tab/>
+            </w:r>
+            <w:r>
+              <w:rPr>
+                <w:rFonts w:ascii="Avenir Next" w:hAnsi="Avenir Next" w:cs="Avenir Next" w:eastAsia="Avenir Next"/>
+                <w:color w:val="1A1A1A"/>
+                <w:sz w:val="22"/>
+                <w:szCs w:val="20"/>
+              </w:rPr>
+              <w:t xml:space="preserve">How much cheese does each cook get?</w:t>
             </w:r>
             <w:r>
               <w:rPr>
@@ -1318,7 +1340,7 @@
                 <w:sz w:val="20"/>
                 <w:szCs w:val="20"/>
               </w:rPr>
-              <w:tab/>
+              <w:t xml:space="preserve">  </w:t>
             </w:r>
             <w:r>
               <w:rPr>
@@ -1326,24 +1348,6 @@
                 <w:color w:val="1A1A1A"/>
                 <w:sz w:val="20"/>
                 <w:szCs w:val="20"/>
-              </w:rPr>
-              <w:t xml:space="preserve">How much cheese does each cook get?</w:t>
-            </w:r>
-            <w:r>
-              <w:rPr>
-                <w:rFonts w:ascii="Avenir Next" w:hAnsi="Avenir Next" w:cs="Avenir Next" w:eastAsia="Avenir Next"/>
-                <w:color w:val="1A1A1A"/>
-                <w:sz w:val="20"/>
-                <w:szCs w:val="20"/>
-              </w:rPr>
-              <w:t xml:space="preserve">  </w:t>
-            </w:r>
-            <w:r>
-              <w:rPr>
-                <w:rFonts w:ascii="Avenir Next" w:hAnsi="Avenir Next" w:cs="Avenir Next" w:eastAsia="Avenir Next"/>
-                <w:color w:val="1A1A1A"/>
-                <w:sz w:val="20"/>
-                <w:szCs w:val="20"/>
                 <w:u w:val="single"/>
               </w:rPr>
               <w:t xml:space="preserve">                </w:t>
@@ -1352,7 +1356,7 @@
               <w:rPr>
                 <w:rFonts w:ascii="Avenir Next" w:hAnsi="Avenir Next" w:cs="Avenir Next" w:eastAsia="Avenir Next"/>
                 <w:color w:val="1A1A1A"/>
-                <w:sz w:val="20"/>
+                <w:sz w:val="22"/>
                 <w:szCs w:val="20"/>
               </w:rPr>
               <w:t xml:space="preserve"> lb</w:t>
@@ -1372,10 +1376,28 @@
                 <w:rFonts w:ascii="Avenir Next" w:hAnsi="Avenir Next" w:cs="Avenir Next" w:eastAsia="Avenir Next"/>
                 <w:b/>
                 <w:color w:val="003A70"/>
+                <w:sz w:val="22"/>
+                <w:szCs w:val="20"/>
+              </w:rPr>
+              <w:t xml:space="preserve">b.</w:t>
+            </w:r>
+            <w:r>
+              <w:rPr>
+                <w:rFonts w:ascii="Avenir Next" w:hAnsi="Avenir Next" w:cs="Avenir Next" w:eastAsia="Avenir Next"/>
+                <w:color w:val="1A1A1A"/>
                 <w:sz w:val="20"/>
                 <w:szCs w:val="20"/>
               </w:rPr>
-              <w:t xml:space="preserve">b.</w:t>
+              <w:tab/>
+            </w:r>
+            <w:r>
+              <w:rPr>
+                <w:rFonts w:ascii="Avenir Next" w:hAnsi="Avenir Next" w:cs="Avenir Next" w:eastAsia="Avenir Next"/>
+                <w:color w:val="1A1A1A"/>
+                <w:sz w:val="22"/>
+                <w:szCs w:val="20"/>
+              </w:rPr>
+              <w:t xml:space="preserve">They pour 3/4 gallon of broth evenly into 8 jars. Amount per jar?</w:t>
             </w:r>
             <w:r>
               <w:rPr>
@@ -1384,7 +1406,7 @@
                 <w:sz w:val="20"/>
                 <w:szCs w:val="20"/>
               </w:rPr>
-              <w:tab/>
+              <w:t xml:space="preserve">  </w:t>
             </w:r>
             <w:r>
               <w:rPr>
@@ -1392,24 +1414,6 @@
                 <w:color w:val="1A1A1A"/>
                 <w:sz w:val="20"/>
                 <w:szCs w:val="20"/>
-              </w:rPr>
-              <w:t xml:space="preserve">They pour 3/4 gallon of broth evenly into 8 jars. Amount per jar?</w:t>
-            </w:r>
-            <w:r>
-              <w:rPr>
-                <w:rFonts w:ascii="Avenir Next" w:hAnsi="Avenir Next" w:cs="Avenir Next" w:eastAsia="Avenir Next"/>
-                <w:color w:val="1A1A1A"/>
-                <w:sz w:val="20"/>
-                <w:szCs w:val="20"/>
-              </w:rPr>
-              <w:t xml:space="preserve">  </w:t>
-            </w:r>
-            <w:r>
-              <w:rPr>
-                <w:rFonts w:ascii="Avenir Next" w:hAnsi="Avenir Next" w:cs="Avenir Next" w:eastAsia="Avenir Next"/>
-                <w:color w:val="1A1A1A"/>
-                <w:sz w:val="20"/>
-                <w:szCs w:val="20"/>
                 <w:u w:val="single"/>
               </w:rPr>
               <w:t xml:space="preserve">                </w:t>
@@ -1418,7 +1422,7 @@
               <w:rPr>
                 <w:rFonts w:ascii="Avenir Next" w:hAnsi="Avenir Next" w:cs="Avenir Next" w:eastAsia="Avenir Next"/>
                 <w:color w:val="1A1A1A"/>
-                <w:sz w:val="20"/>
+                <w:sz w:val="22"/>
                 <w:szCs w:val="20"/>
               </w:rPr>
               <w:t xml:space="preserve"> gal</w:t>
@@ -1429,12 +1433,12 @@
     </w:tbl>
     <w:p>
       <w:pPr>
-        <w:spacing w:before="0" w:after="0" w:line="20" w:lineRule="exact"/>
+        <w:spacing w:before="0" w:after="0" w:line="50" w:lineRule="exact"/>
       </w:pPr>
     </w:p>
     <w:p>
       <w:pPr>
-        <w:spacing w:before="0" w:after="0" w:line="20" w:lineRule="exact"/>
+        <w:spacing w:before="0" w:after="0" w:line="50" w:lineRule="exact"/>
       </w:pPr>
     </w:p>
     <w:tbl>
@@ -1485,18 +1489,18 @@
                 <w:rFonts w:ascii="Avenir Next" w:hAnsi="Avenir Next" w:cs="Avenir Next" w:eastAsia="Avenir Next"/>
                 <w:b/>
                 <w:color w:val="1A1A1A"/>
+                <w:sz w:val="22"/>
+                <w:szCs w:val="20"/>
+              </w:rPr>
+              <w:t xml:space="preserve">3.</w:t>
+            </w:r>
+            <w:r>
+              <w:rPr>
+                <w:rFonts w:ascii="Avenir Next" w:hAnsi="Avenir Next" w:cs="Avenir Next" w:eastAsia="Avenir Next"/>
+                <w:color w:val="1A1A1A"/>
                 <w:sz w:val="20"/>
                 <w:szCs w:val="20"/>
               </w:rPr>
-              <w:t xml:space="preserve">3.</w:t>
-            </w:r>
-            <w:r>
-              <w:rPr>
-                <w:rFonts w:ascii="Avenir Next" w:hAnsi="Avenir Next" w:cs="Avenir Next" w:eastAsia="Avenir Next"/>
-                <w:color w:val="1A1A1A"/>
-                <w:sz w:val="20"/>
-                <w:szCs w:val="20"/>
-              </w:rPr>
               <w:tab/>
             </w:r>
             <w:r>
@@ -1504,7 +1508,7 @@
                 <w:rFonts w:ascii="Avenir Next" w:hAnsi="Avenir Next" w:cs="Avenir Next" w:eastAsia="Avenir Next"/>
                 <w:b/>
                 <w:color w:val="1A1A1A"/>
-                <w:sz w:val="20"/>
+                <w:sz w:val="22"/>
                 <w:szCs w:val="20"/>
               </w:rPr>
               <w:t xml:space="preserve">Clay Balls.  </w:t>
@@ -1513,7 +1517,7 @@
               <w:rPr>
                 <w:rFonts w:ascii="Avenir Next" w:hAnsi="Avenir Next" w:cs="Avenir Next" w:eastAsia="Avenir Next"/>
                 <w:color w:val="1A1A1A"/>
-                <w:sz w:val="20"/>
+                <w:sz w:val="22"/>
                 <w:szCs w:val="20"/>
               </w:rPr>
               <w:t xml:space="preserve">A sculptor has 2/5 kilogram of clay. He divides it equally into 8 balls. What is the mass of each ball?</w:t>
@@ -1530,7 +1534,7 @@
                 <w:rFonts w:ascii="Avenir Next" w:hAnsi="Avenir Next" w:cs="Avenir Next" w:eastAsia="Avenir Next"/>
                 <w:b/>
                 <w:color w:val="003A70"/>
-                <w:sz w:val="17"/>
+                <w:sz w:val="22"/>
                 <w:szCs w:val="17"/>
               </w:rPr>
               <w:t xml:space="preserve">Hint  </w:t>
@@ -1540,7 +1544,7 @@
                 <w:rFonts w:ascii="Avenir Next" w:hAnsi="Avenir Next" w:cs="Avenir Next" w:eastAsia="Avenir Next"/>
                 <w:i/>
                 <w:color w:val="5A5F66"/>
-                <w:sz w:val="17"/>
+                <w:sz w:val="22"/>
                 <w:szCs w:val="17"/>
               </w:rPr>
               <w:t xml:space="preserve">Multiply 2/5 by 1/8, then simplify.</w:t>
@@ -1548,7 +1552,7 @@
           </w:p>
           <w:p>
             <w:pPr>
-              <w:spacing w:before="0" w:after="0" w:line="60" w:lineRule="auto"/>
+              <w:spacing w:before="0" w:after="0" w:line="50" w:lineRule="exact"/>
             </w:pPr>
           </w:p>
           <w:tbl>
@@ -1617,25 +1621,25 @@
                 <w:rFonts w:ascii="Avenir Next" w:hAnsi="Avenir Next" w:cs="Avenir Next" w:eastAsia="Avenir Next"/>
                 <w:b/>
                 <w:color w:val="1A1A1A"/>
+                <w:sz w:val="22"/>
+                <w:szCs w:val="18"/>
+              </w:rPr>
+              <w:t xml:space="preserve">Answer</w:t>
+            </w:r>
+            <w:r>
+              <w:rPr>
+                <w:rFonts w:ascii="Avenir Next" w:hAnsi="Avenir Next" w:cs="Avenir Next" w:eastAsia="Avenir Next"/>
+                <w:color w:val="1A1A1A"/>
                 <w:sz w:val="18"/>
                 <w:szCs w:val="18"/>
               </w:rPr>
-              <w:t xml:space="preserve">Answer</w:t>
-            </w:r>
-            <w:r>
-              <w:rPr>
-                <w:rFonts w:ascii="Avenir Next" w:hAnsi="Avenir Next" w:cs="Avenir Next" w:eastAsia="Avenir Next"/>
-                <w:color w:val="1A1A1A"/>
-                <w:sz w:val="18"/>
-                <w:szCs w:val="18"/>
-              </w:rPr>
               <w:tab/>
             </w:r>
             <w:r>
               <w:rPr>
                 <w:rFonts w:ascii="Avenir Next" w:hAnsi="Avenir Next" w:cs="Avenir Next" w:eastAsia="Avenir Next"/>
                 <w:color w:val="1A1A1A"/>
-                <w:sz w:val="18"/>
+                <w:sz w:val="22"/>
                 <w:szCs w:val="18"/>
               </w:rPr>
               <w:t xml:space="preserve">  kg</w:t>
@@ -1661,18 +1665,18 @@
                 <w:rFonts w:ascii="Avenir Next" w:hAnsi="Avenir Next" w:cs="Avenir Next" w:eastAsia="Avenir Next"/>
                 <w:b/>
                 <w:color w:val="1A1A1A"/>
+                <w:sz w:val="22"/>
+                <w:szCs w:val="20"/>
+              </w:rPr>
+              <w:t xml:space="preserve">4.</w:t>
+            </w:r>
+            <w:r>
+              <w:rPr>
+                <w:rFonts w:ascii="Avenir Next" w:hAnsi="Avenir Next" w:cs="Avenir Next" w:eastAsia="Avenir Next"/>
+                <w:color w:val="1A1A1A"/>
                 <w:sz w:val="20"/>
                 <w:szCs w:val="20"/>
               </w:rPr>
-              <w:t xml:space="preserve">4.</w:t>
-            </w:r>
-            <w:r>
-              <w:rPr>
-                <w:rFonts w:ascii="Avenir Next" w:hAnsi="Avenir Next" w:cs="Avenir Next" w:eastAsia="Avenir Next"/>
-                <w:color w:val="1A1A1A"/>
-                <w:sz w:val="20"/>
-                <w:szCs w:val="20"/>
-              </w:rPr>
               <w:tab/>
             </w:r>
             <w:r>
@@ -1680,7 +1684,7 @@
                 <w:rFonts w:ascii="Avenir Next" w:hAnsi="Avenir Next" w:cs="Avenir Next" w:eastAsia="Avenir Next"/>
                 <w:b/>
                 <w:color w:val="1A1A1A"/>
-                <w:sz w:val="20"/>
+                <w:sz w:val="22"/>
                 <w:szCs w:val="20"/>
               </w:rPr>
               <w:t xml:space="preserve">Glue Bottles.  </w:t>
@@ -1689,7 +1693,7 @@
               <w:rPr>
                 <w:rFonts w:ascii="Avenir Next" w:hAnsi="Avenir Next" w:cs="Avenir Next" w:eastAsia="Avenir Next"/>
                 <w:color w:val="1A1A1A"/>
-                <w:sz w:val="20"/>
+                <w:sz w:val="22"/>
                 <w:szCs w:val="20"/>
               </w:rPr>
               <w:t xml:space="preserve">A jar holds 9/10 liter of glue. It is poured evenly into 3 bottles. How much glue is in each bottle?</w:t>
@@ -1706,7 +1710,7 @@
                 <w:rFonts w:ascii="Avenir Next" w:hAnsi="Avenir Next" w:cs="Avenir Next" w:eastAsia="Avenir Next"/>
                 <w:b/>
                 <w:color w:val="003A70"/>
-                <w:sz w:val="17"/>
+                <w:sz w:val="22"/>
                 <w:szCs w:val="17"/>
               </w:rPr>
               <w:t xml:space="preserve">Hint  </w:t>
@@ -1716,7 +1720,7 @@
                 <w:rFonts w:ascii="Avenir Next" w:hAnsi="Avenir Next" w:cs="Avenir Next" w:eastAsia="Avenir Next"/>
                 <w:i/>
                 <w:color w:val="5A5F66"/>
-                <w:sz w:val="17"/>
+                <w:sz w:val="22"/>
                 <w:szCs w:val="17"/>
               </w:rPr>
               <w:t xml:space="preserve">Multiply by 1/3, then simplify.</w:t>
@@ -1724,7 +1728,7 @@
           </w:p>
           <w:p>
             <w:pPr>
-              <w:spacing w:before="0" w:after="0" w:line="60" w:lineRule="auto"/>
+              <w:spacing w:before="0" w:after="0" w:line="50" w:lineRule="exact"/>
             </w:pPr>
           </w:p>
           <w:tbl>
@@ -1793,25 +1797,25 @@
                 <w:rFonts w:ascii="Avenir Next" w:hAnsi="Avenir Next" w:cs="Avenir Next" w:eastAsia="Avenir Next"/>
                 <w:b/>
                 <w:color w:val="1A1A1A"/>
+                <w:sz w:val="22"/>
+                <w:szCs w:val="18"/>
+              </w:rPr>
+              <w:t xml:space="preserve">Answer</w:t>
+            </w:r>
+            <w:r>
+              <w:rPr>
+                <w:rFonts w:ascii="Avenir Next" w:hAnsi="Avenir Next" w:cs="Avenir Next" w:eastAsia="Avenir Next"/>
+                <w:color w:val="1A1A1A"/>
                 <w:sz w:val="18"/>
                 <w:szCs w:val="18"/>
               </w:rPr>
-              <w:t xml:space="preserve">Answer</w:t>
-            </w:r>
-            <w:r>
-              <w:rPr>
-                <w:rFonts w:ascii="Avenir Next" w:hAnsi="Avenir Next" w:cs="Avenir Next" w:eastAsia="Avenir Next"/>
-                <w:color w:val="1A1A1A"/>
-                <w:sz w:val="18"/>
-                <w:szCs w:val="18"/>
-              </w:rPr>
               <w:tab/>
             </w:r>
             <w:r>
               <w:rPr>
                 <w:rFonts w:ascii="Avenir Next" w:hAnsi="Avenir Next" w:cs="Avenir Next" w:eastAsia="Avenir Next"/>
                 <w:color w:val="1A1A1A"/>
-                <w:sz w:val="18"/>
+                <w:sz w:val="22"/>
                 <w:szCs w:val="18"/>
               </w:rPr>
               <w:t xml:space="preserve">  L</w:t>
@@ -1822,12 +1826,12 @@
     </w:tbl>
     <w:p>
       <w:pPr>
-        <w:spacing w:before="0" w:after="0" w:line="20" w:lineRule="exact"/>
+        <w:spacing w:before="0" w:after="0" w:line="50" w:lineRule="exact"/>
       </w:pPr>
     </w:p>
     <w:p>
       <w:pPr>
-        <w:spacing w:before="0" w:after="0" w:line="20" w:lineRule="exact"/>
+        <w:spacing w:before="0" w:after="0" w:line="50" w:lineRule="exact"/>
       </w:pPr>
     </w:p>
     <w:tbl>
@@ -1877,18 +1881,18 @@
                 <w:rFonts w:ascii="Avenir Next" w:hAnsi="Avenir Next" w:cs="Avenir Next" w:eastAsia="Avenir Next"/>
                 <w:b/>
                 <w:color w:val="1A1A1A"/>
+                <w:sz w:val="22"/>
+                <w:szCs w:val="20"/>
+              </w:rPr>
+              <w:t xml:space="preserve">5.</w:t>
+            </w:r>
+            <w:r>
+              <w:rPr>
+                <w:rFonts w:ascii="Avenir Next" w:hAnsi="Avenir Next" w:cs="Avenir Next" w:eastAsia="Avenir Next"/>
+                <w:color w:val="1A1A1A"/>
                 <w:sz w:val="20"/>
                 <w:szCs w:val="20"/>
               </w:rPr>
-              <w:t xml:space="preserve">5.</w:t>
-            </w:r>
-            <w:r>
-              <w:rPr>
-                <w:rFonts w:ascii="Avenir Next" w:hAnsi="Avenir Next" w:cs="Avenir Next" w:eastAsia="Avenir Next"/>
-                <w:color w:val="1A1A1A"/>
-                <w:sz w:val="20"/>
-                <w:szCs w:val="20"/>
-              </w:rPr>
               <w:tab/>
             </w:r>
             <w:r>
@@ -1896,7 +1900,7 @@
                 <w:rFonts w:ascii="Avenir Next" w:hAnsi="Avenir Next" w:cs="Avenir Next" w:eastAsia="Avenir Next"/>
                 <w:b/>
                 <w:color w:val="1A1A1A"/>
-                <w:sz w:val="20"/>
+                <w:sz w:val="22"/>
                 <w:szCs w:val="20"/>
               </w:rPr>
               <w:t xml:space="preserve">String Pieces.  </w:t>
@@ -1905,7 +1909,7 @@
               <w:rPr>
                 <w:rFonts w:ascii="Avenir Next" w:hAnsi="Avenir Next" w:cs="Avenir Next" w:eastAsia="Avenir Next"/>
                 <w:color w:val="1A1A1A"/>
-                <w:sz w:val="20"/>
+                <w:sz w:val="22"/>
                 <w:szCs w:val="20"/>
               </w:rPr>
               <w:t xml:space="preserve">A 2/3-yard string is cut into 4 equal pieces. Malik says each piece is 8/3 yards long. Justify or correct his answer.</w:t>
@@ -1922,7 +1926,7 @@
                 <w:rFonts w:ascii="Avenir Next" w:hAnsi="Avenir Next" w:cs="Avenir Next" w:eastAsia="Avenir Next"/>
                 <w:b/>
                 <w:color w:val="003A70"/>
-                <w:sz w:val="17"/>
+                <w:sz w:val="22"/>
                 <w:szCs w:val="17"/>
               </w:rPr>
               <w:t xml:space="preserve">Hint  </w:t>
@@ -1932,7 +1936,7 @@
                 <w:rFonts w:ascii="Avenir Next" w:hAnsi="Avenir Next" w:cs="Avenir Next" w:eastAsia="Avenir Next"/>
                 <w:i/>
                 <w:color w:val="5A5F66"/>
-                <w:sz w:val="17"/>
+                <w:sz w:val="22"/>
                 <w:szCs w:val="17"/>
               </w:rPr>
               <w:t xml:space="preserve">Is one piece longer or shorter than the whole string?</w:t>
@@ -1940,7 +1944,7 @@
           </w:p>
           <w:p>
             <w:pPr>
-              <w:spacing w:before="0" w:after="0" w:line="60" w:lineRule="auto"/>
+              <w:spacing w:before="0" w:after="0" w:line="50" w:lineRule="exact"/>
             </w:pPr>
           </w:p>
           <w:tbl>
@@ -2009,25 +2013,25 @@
                 <w:rFonts w:ascii="Avenir Next" w:hAnsi="Avenir Next" w:cs="Avenir Next" w:eastAsia="Avenir Next"/>
                 <w:b/>
                 <w:color w:val="1A1A1A"/>
+                <w:sz w:val="22"/>
+                <w:szCs w:val="18"/>
+              </w:rPr>
+              <w:t xml:space="preserve">Answer</w:t>
+            </w:r>
+            <w:r>
+              <w:rPr>
+                <w:rFonts w:ascii="Avenir Next" w:hAnsi="Avenir Next" w:cs="Avenir Next" w:eastAsia="Avenir Next"/>
+                <w:color w:val="1A1A1A"/>
                 <w:sz w:val="18"/>
                 <w:szCs w:val="18"/>
               </w:rPr>
-              <w:t xml:space="preserve">Answer</w:t>
-            </w:r>
-            <w:r>
-              <w:rPr>
-                <w:rFonts w:ascii="Avenir Next" w:hAnsi="Avenir Next" w:cs="Avenir Next" w:eastAsia="Avenir Next"/>
-                <w:color w:val="1A1A1A"/>
-                <w:sz w:val="18"/>
-                <w:szCs w:val="18"/>
-              </w:rPr>
               <w:tab/>
             </w:r>
             <w:r>
               <w:rPr>
                 <w:rFonts w:ascii="Avenir Next" w:hAnsi="Avenir Next" w:cs="Avenir Next" w:eastAsia="Avenir Next"/>
                 <w:color w:val="1A1A1A"/>
-                <w:sz w:val="18"/>
+                <w:sz w:val="22"/>
                 <w:szCs w:val="18"/>
               </w:rPr>
               <w:t xml:space="preserve">  yard</w:t>
@@ -2038,12 +2042,12 @@
     </w:tbl>
     <w:p>
       <w:pPr>
-        <w:spacing w:before="0" w:after="0" w:line="20" w:lineRule="exact"/>
+        <w:spacing w:before="0" w:after="0" w:line="50" w:lineRule="exact"/>
       </w:pPr>
     </w:p>
     <w:p>
       <w:pPr>
-        <w:spacing w:before="0" w:after="0" w:line="20" w:lineRule="exact"/>
+        <w:spacing w:before="0" w:after="0" w:line="50" w:lineRule="exact"/>
       </w:pPr>
     </w:p>
     <w:tbl>
@@ -2093,18 +2097,18 @@
                 <w:rFonts w:ascii="Avenir Next" w:hAnsi="Avenir Next" w:cs="Avenir Next" w:eastAsia="Avenir Next"/>
                 <w:b/>
                 <w:color w:val="1A1A1A"/>
+                <w:sz w:val="22"/>
+                <w:szCs w:val="20"/>
+              </w:rPr>
+              <w:t xml:space="preserve">6.</w:t>
+            </w:r>
+            <w:r>
+              <w:rPr>
+                <w:rFonts w:ascii="Avenir Next" w:hAnsi="Avenir Next" w:cs="Avenir Next" w:eastAsia="Avenir Next"/>
+                <w:color w:val="1A1A1A"/>
                 <w:sz w:val="20"/>
                 <w:szCs w:val="20"/>
               </w:rPr>
-              <w:t xml:space="preserve">6.</w:t>
-            </w:r>
-            <w:r>
-              <w:rPr>
-                <w:rFonts w:ascii="Avenir Next" w:hAnsi="Avenir Next" w:cs="Avenir Next" w:eastAsia="Avenir Next"/>
-                <w:color w:val="1A1A1A"/>
-                <w:sz w:val="20"/>
-                <w:szCs w:val="20"/>
-              </w:rPr>
               <w:tab/>
             </w:r>
             <w:r>
@@ -2112,7 +2116,7 @@
                 <w:rFonts w:ascii="Avenir Next" w:hAnsi="Avenir Next" w:cs="Avenir Next" w:eastAsia="Avenir Next"/>
                 <w:b/>
                 <w:color w:val="1A1A1A"/>
-                <w:sz w:val="20"/>
+                <w:sz w:val="22"/>
                 <w:szCs w:val="20"/>
               </w:rPr>
               <w:t xml:space="preserve">Juice.  </w:t>
@@ -2121,7 +2125,7 @@
               <w:rPr>
                 <w:rFonts w:ascii="Avenir Next" w:hAnsi="Avenir Next" w:cs="Avenir Next" w:eastAsia="Avenir Next"/>
                 <w:color w:val="1A1A1A"/>
-                <w:sz w:val="20"/>
+                <w:sz w:val="22"/>
                 <w:szCs w:val="20"/>
               </w:rPr>
               <w:t xml:space="preserve">Ana has 9/10 liter of juice. She pours out 3/10 liter, then shares the rest equally among 3 friends.</w:t>
@@ -2138,7 +2142,7 @@
                 <w:rFonts w:ascii="Avenir Next" w:hAnsi="Avenir Next" w:cs="Avenir Next" w:eastAsia="Avenir Next"/>
                 <w:b/>
                 <w:color w:val="003A70"/>
-                <w:sz w:val="17"/>
+                <w:sz w:val="22"/>
                 <w:szCs w:val="17"/>
               </w:rPr>
               <w:t xml:space="preserve">Hint  </w:t>
@@ -2148,7 +2152,7 @@
                 <w:rFonts w:ascii="Avenir Next" w:hAnsi="Avenir Next" w:cs="Avenir Next" w:eastAsia="Avenir Next"/>
                 <w:i/>
                 <w:color w:val="5A5F66"/>
-                <w:sz w:val="17"/>
+                <w:sz w:val="22"/>
                 <w:szCs w:val="17"/>
               </w:rPr>
               <w:t xml:space="preserve">Subtract first, then share the rest.</w:t>
@@ -2168,10 +2172,28 @@
                 <w:rFonts w:ascii="Avenir Next" w:hAnsi="Avenir Next" w:cs="Avenir Next" w:eastAsia="Avenir Next"/>
                 <w:b/>
                 <w:color w:val="003A70"/>
+                <w:sz w:val="22"/>
+                <w:szCs w:val="20"/>
+              </w:rPr>
+              <w:t xml:space="preserve">a.</w:t>
+            </w:r>
+            <w:r>
+              <w:rPr>
+                <w:rFonts w:ascii="Avenir Next" w:hAnsi="Avenir Next" w:cs="Avenir Next" w:eastAsia="Avenir Next"/>
+                <w:color w:val="1A1A1A"/>
                 <w:sz w:val="20"/>
                 <w:szCs w:val="20"/>
               </w:rPr>
-              <w:t xml:space="preserve">a.</w:t>
+              <w:tab/>
+            </w:r>
+            <w:r>
+              <w:rPr>
+                <w:rFonts w:ascii="Avenir Next" w:hAnsi="Avenir Next" w:cs="Avenir Next" w:eastAsia="Avenir Next"/>
+                <w:color w:val="1A1A1A"/>
+                <w:sz w:val="22"/>
+                <w:szCs w:val="20"/>
+              </w:rPr>
+              <w:t xml:space="preserve">How much is left?</w:t>
             </w:r>
             <w:r>
               <w:rPr>
@@ -2180,7 +2202,7 @@
                 <w:sz w:val="20"/>
                 <w:szCs w:val="20"/>
               </w:rPr>
-              <w:tab/>
+              <w:t xml:space="preserve">  </w:t>
             </w:r>
             <w:r>
               <w:rPr>
@@ -2188,24 +2210,6 @@
                 <w:color w:val="1A1A1A"/>
                 <w:sz w:val="20"/>
                 <w:szCs w:val="20"/>
-              </w:rPr>
-              <w:t xml:space="preserve">How much is left?</w:t>
-            </w:r>
-            <w:r>
-              <w:rPr>
-                <w:rFonts w:ascii="Avenir Next" w:hAnsi="Avenir Next" w:cs="Avenir Next" w:eastAsia="Avenir Next"/>
-                <w:color w:val="1A1A1A"/>
-                <w:sz w:val="20"/>
-                <w:szCs w:val="20"/>
-              </w:rPr>
-              <w:t xml:space="preserve">  </w:t>
-            </w:r>
-            <w:r>
-              <w:rPr>
-                <w:rFonts w:ascii="Avenir Next" w:hAnsi="Avenir Next" w:cs="Avenir Next" w:eastAsia="Avenir Next"/>
-                <w:color w:val="1A1A1A"/>
-                <w:sz w:val="20"/>
-                <w:szCs w:val="20"/>
                 <w:u w:val="single"/>
               </w:rPr>
               <w:t xml:space="preserve">                </w:t>
@@ -2214,7 +2218,7 @@
               <w:rPr>
                 <w:rFonts w:ascii="Avenir Next" w:hAnsi="Avenir Next" w:cs="Avenir Next" w:eastAsia="Avenir Next"/>
                 <w:color w:val="1A1A1A"/>
-                <w:sz w:val="20"/>
+                <w:sz w:val="22"/>
                 <w:szCs w:val="20"/>
               </w:rPr>
               <w:t xml:space="preserve"> L</w:t>
@@ -2234,10 +2238,28 @@
                 <w:rFonts w:ascii="Avenir Next" w:hAnsi="Avenir Next" w:cs="Avenir Next" w:eastAsia="Avenir Next"/>
                 <w:b/>
                 <w:color w:val="003A70"/>
+                <w:sz w:val="22"/>
+                <w:szCs w:val="20"/>
+              </w:rPr>
+              <w:t xml:space="preserve">b.</w:t>
+            </w:r>
+            <w:r>
+              <w:rPr>
+                <w:rFonts w:ascii="Avenir Next" w:hAnsi="Avenir Next" w:cs="Avenir Next" w:eastAsia="Avenir Next"/>
+                <w:color w:val="1A1A1A"/>
                 <w:sz w:val="20"/>
                 <w:szCs w:val="20"/>
               </w:rPr>
-              <w:t xml:space="preserve">b.</w:t>
+              <w:tab/>
+            </w:r>
+            <w:r>
+              <w:rPr>
+                <w:rFonts w:ascii="Avenir Next" w:hAnsi="Avenir Next" w:cs="Avenir Next" w:eastAsia="Avenir Next"/>
+                <w:color w:val="1A1A1A"/>
+                <w:sz w:val="22"/>
+                <w:szCs w:val="20"/>
+              </w:rPr>
+              <w:t xml:space="preserve">How much does each friend get?</w:t>
             </w:r>
             <w:r>
               <w:rPr>
@@ -2246,7 +2268,7 @@
                 <w:sz w:val="20"/>
                 <w:szCs w:val="20"/>
               </w:rPr>
-              <w:tab/>
+              <w:t xml:space="preserve">  </w:t>
             </w:r>
             <w:r>
               <w:rPr>
@@ -2254,24 +2276,6 @@
                 <w:color w:val="1A1A1A"/>
                 <w:sz w:val="20"/>
                 <w:szCs w:val="20"/>
-              </w:rPr>
-              <w:t xml:space="preserve">How much does each friend get?</w:t>
-            </w:r>
-            <w:r>
-              <w:rPr>
-                <w:rFonts w:ascii="Avenir Next" w:hAnsi="Avenir Next" w:cs="Avenir Next" w:eastAsia="Avenir Next"/>
-                <w:color w:val="1A1A1A"/>
-                <w:sz w:val="20"/>
-                <w:szCs w:val="20"/>
-              </w:rPr>
-              <w:t xml:space="preserve">  </w:t>
-            </w:r>
-            <w:r>
-              <w:rPr>
-                <w:rFonts w:ascii="Avenir Next" w:hAnsi="Avenir Next" w:cs="Avenir Next" w:eastAsia="Avenir Next"/>
-                <w:color w:val="1A1A1A"/>
-                <w:sz w:val="20"/>
-                <w:szCs w:val="20"/>
                 <w:u w:val="single"/>
               </w:rPr>
               <w:t xml:space="preserve">                </w:t>
@@ -2280,7 +2284,7 @@
               <w:rPr>
                 <w:rFonts w:ascii="Avenir Next" w:hAnsi="Avenir Next" w:cs="Avenir Next" w:eastAsia="Avenir Next"/>
                 <w:color w:val="1A1A1A"/>
-                <w:sz w:val="20"/>
+                <w:sz w:val="22"/>
                 <w:szCs w:val="20"/>
               </w:rPr>
               <w:t xml:space="preserve"> L</w:t>
@@ -2288,7 +2292,7 @@
           </w:p>
           <w:p>
             <w:pPr>
-              <w:spacing w:before="0" w:after="0" w:line="60" w:lineRule="auto"/>
+              <w:spacing w:before="0" w:after="0" w:line="50" w:lineRule="exact"/>
             </w:pPr>
           </w:p>
           <w:tbl>
@@ -2346,7 +2350,7 @@
           </w:tbl>
           <w:p>
             <w:pPr>
-              <w:spacing w:before="0" w:after="0" w:line="24" w:lineRule="auto"/>
+              <w:spacing w:before="0" w:after="0" w:line="50" w:lineRule="exact"/>
             </w:pPr>
           </w:p>
         </w:tc>
@@ -2354,12 +2358,12 @@
     </w:tbl>
     <w:p>
       <w:pPr>
-        <w:spacing w:before="0" w:after="0" w:line="20" w:lineRule="exact"/>
+        <w:spacing w:before="0" w:after="0" w:line="50" w:lineRule="exact"/>
       </w:pPr>
     </w:p>
     <w:p>
       <w:pPr>
-        <w:spacing w:before="0" w:after="0" w:line="20" w:lineRule="exact"/>
+        <w:spacing w:before="0" w:after="0" w:line="50" w:lineRule="exact"/>
       </w:pPr>
     </w:p>
     <w:tbl>
@@ -2409,18 +2413,18 @@
                 <w:rFonts w:ascii="Avenir Next" w:hAnsi="Avenir Next" w:cs="Avenir Next" w:eastAsia="Avenir Next"/>
                 <w:b/>
                 <w:color w:val="1A1A1A"/>
+                <w:sz w:val="22"/>
+                <w:szCs w:val="20"/>
+              </w:rPr>
+              <w:t xml:space="preserve">7.</w:t>
+            </w:r>
+            <w:r>
+              <w:rPr>
+                <w:rFonts w:ascii="Avenir Next" w:hAnsi="Avenir Next" w:cs="Avenir Next" w:eastAsia="Avenir Next"/>
+                <w:color w:val="1A1A1A"/>
                 <w:sz w:val="20"/>
                 <w:szCs w:val="20"/>
               </w:rPr>
-              <w:t xml:space="preserve">7.</w:t>
-            </w:r>
-            <w:r>
-              <w:rPr>
-                <w:rFonts w:ascii="Avenir Next" w:hAnsi="Avenir Next" w:cs="Avenir Next" w:eastAsia="Avenir Next"/>
-                <w:color w:val="1A1A1A"/>
-                <w:sz w:val="20"/>
-                <w:szCs w:val="20"/>
-              </w:rPr>
               <w:tab/>
             </w:r>
             <w:r>
@@ -2428,7 +2432,7 @@
                 <w:rFonts w:ascii="Avenir Next" w:hAnsi="Avenir Next" w:cs="Avenir Next" w:eastAsia="Avenir Next"/>
                 <w:b/>
                 <w:color w:val="1A1A1A"/>
-                <w:sz w:val="20"/>
+                <w:sz w:val="22"/>
                 <w:szCs w:val="20"/>
               </w:rPr>
               <w:t xml:space="preserve">Lab Day.  </w:t>
@@ -2437,7 +2441,7 @@
               <w:rPr>
                 <w:rFonts w:ascii="Avenir Next" w:hAnsi="Avenir Next" w:cs="Avenir Next" w:eastAsia="Avenir Next"/>
                 <w:color w:val="1A1A1A"/>
-                <w:sz w:val="20"/>
+                <w:sz w:val="22"/>
                 <w:szCs w:val="20"/>
               </w:rPr>
               <w:t xml:space="preserve">A chemist has 7/8 liter of solution to split evenly among beakers.</w:t>
@@ -2457,10 +2461,28 @@
                 <w:rFonts w:ascii="Avenir Next" w:hAnsi="Avenir Next" w:cs="Avenir Next" w:eastAsia="Avenir Next"/>
                 <w:b/>
                 <w:color w:val="003A70"/>
+                <w:sz w:val="22"/>
+                <w:szCs w:val="20"/>
+              </w:rPr>
+              <w:t xml:space="preserve">a.</w:t>
+            </w:r>
+            <w:r>
+              <w:rPr>
+                <w:rFonts w:ascii="Avenir Next" w:hAnsi="Avenir Next" w:cs="Avenir Next" w:eastAsia="Avenir Next"/>
+                <w:color w:val="1A1A1A"/>
                 <w:sz w:val="20"/>
                 <w:szCs w:val="20"/>
               </w:rPr>
-              <w:t xml:space="preserve">a.</w:t>
+              <w:tab/>
+            </w:r>
+            <w:r>
+              <w:rPr>
+                <w:rFonts w:ascii="Avenir Next" w:hAnsi="Avenir Next" w:cs="Avenir Next" w:eastAsia="Avenir Next"/>
+                <w:color w:val="1A1A1A"/>
+                <w:sz w:val="22"/>
+                <w:szCs w:val="20"/>
+              </w:rPr>
+              <w:t xml:space="preserve">How much goes in each beaker if there are 5 beakers?</w:t>
             </w:r>
             <w:r>
               <w:rPr>
@@ -2469,7 +2491,7 @@
                 <w:sz w:val="20"/>
                 <w:szCs w:val="20"/>
               </w:rPr>
-              <w:tab/>
+              <w:t xml:space="preserve">  </w:t>
             </w:r>
             <w:r>
               <w:rPr>
@@ -2477,24 +2499,6 @@
                 <w:color w:val="1A1A1A"/>
                 <w:sz w:val="20"/>
                 <w:szCs w:val="20"/>
-              </w:rPr>
-              <w:t xml:space="preserve">How much goes in each beaker if there are 5 beakers?</w:t>
-            </w:r>
-            <w:r>
-              <w:rPr>
-                <w:rFonts w:ascii="Avenir Next" w:hAnsi="Avenir Next" w:cs="Avenir Next" w:eastAsia="Avenir Next"/>
-                <w:color w:val="1A1A1A"/>
-                <w:sz w:val="20"/>
-                <w:szCs w:val="20"/>
-              </w:rPr>
-              <w:t xml:space="preserve">  </w:t>
-            </w:r>
-            <w:r>
-              <w:rPr>
-                <w:rFonts w:ascii="Avenir Next" w:hAnsi="Avenir Next" w:cs="Avenir Next" w:eastAsia="Avenir Next"/>
-                <w:color w:val="1A1A1A"/>
-                <w:sz w:val="20"/>
-                <w:szCs w:val="20"/>
                 <w:u w:val="single"/>
               </w:rPr>
               <w:t xml:space="preserve">                </w:t>
@@ -2503,7 +2507,7 @@
               <w:rPr>
                 <w:rFonts w:ascii="Avenir Next" w:hAnsi="Avenir Next" w:cs="Avenir Next" w:eastAsia="Avenir Next"/>
                 <w:color w:val="1A1A1A"/>
-                <w:sz w:val="20"/>
+                <w:sz w:val="22"/>
                 <w:szCs w:val="20"/>
               </w:rPr>
               <w:t xml:space="preserve"> L</w:t>
@@ -2523,10 +2527,28 @@
                 <w:rFonts w:ascii="Avenir Next" w:hAnsi="Avenir Next" w:cs="Avenir Next" w:eastAsia="Avenir Next"/>
                 <w:b/>
                 <w:color w:val="003A70"/>
+                <w:sz w:val="22"/>
+                <w:szCs w:val="20"/>
+              </w:rPr>
+              <w:t xml:space="preserve">b.</w:t>
+            </w:r>
+            <w:r>
+              <w:rPr>
+                <w:rFonts w:ascii="Avenir Next" w:hAnsi="Avenir Next" w:cs="Avenir Next" w:eastAsia="Avenir Next"/>
+                <w:color w:val="1A1A1A"/>
                 <w:sz w:val="20"/>
                 <w:szCs w:val="20"/>
               </w:rPr>
-              <w:t xml:space="preserve">b.</w:t>
+              <w:tab/>
+            </w:r>
+            <w:r>
+              <w:rPr>
+                <w:rFonts w:ascii="Avenir Next" w:hAnsi="Avenir Next" w:cs="Avenir Next" w:eastAsia="Avenir Next"/>
+                <w:color w:val="1A1A1A"/>
+                <w:sz w:val="22"/>
+                <w:szCs w:val="20"/>
+              </w:rPr>
+              <w:t xml:space="preserve">How much if there are 10 beakers?</w:t>
             </w:r>
             <w:r>
               <w:rPr>
@@ -2535,7 +2557,7 @@
                 <w:sz w:val="20"/>
                 <w:szCs w:val="20"/>
               </w:rPr>
-              <w:tab/>
+              <w:t xml:space="preserve">  </w:t>
             </w:r>
             <w:r>
               <w:rPr>
@@ -2543,24 +2565,6 @@
                 <w:color w:val="1A1A1A"/>
                 <w:sz w:val="20"/>
                 <w:szCs w:val="20"/>
-              </w:rPr>
-              <w:t xml:space="preserve">How much if there are 10 beakers?</w:t>
-            </w:r>
-            <w:r>
-              <w:rPr>
-                <w:rFonts w:ascii="Avenir Next" w:hAnsi="Avenir Next" w:cs="Avenir Next" w:eastAsia="Avenir Next"/>
-                <w:color w:val="1A1A1A"/>
-                <w:sz w:val="20"/>
-                <w:szCs w:val="20"/>
-              </w:rPr>
-              <w:t xml:space="preserve">  </w:t>
-            </w:r>
-            <w:r>
-              <w:rPr>
-                <w:rFonts w:ascii="Avenir Next" w:hAnsi="Avenir Next" w:cs="Avenir Next" w:eastAsia="Avenir Next"/>
-                <w:color w:val="1A1A1A"/>
-                <w:sz w:val="20"/>
-                <w:szCs w:val="20"/>
                 <w:u w:val="single"/>
               </w:rPr>
               <w:t xml:space="preserve">                </w:t>
@@ -2569,7 +2573,7 @@
               <w:rPr>
                 <w:rFonts w:ascii="Avenir Next" w:hAnsi="Avenir Next" w:cs="Avenir Next" w:eastAsia="Avenir Next"/>
                 <w:color w:val="1A1A1A"/>
-                <w:sz w:val="20"/>
+                <w:sz w:val="22"/>
                 <w:szCs w:val="20"/>
               </w:rPr>
               <w:t xml:space="preserve"> L</w:t>
@@ -2589,25 +2593,25 @@
                 <w:rFonts w:ascii="Avenir Next" w:hAnsi="Avenir Next" w:cs="Avenir Next" w:eastAsia="Avenir Next"/>
                 <w:b/>
                 <w:color w:val="003A70"/>
+                <w:sz w:val="22"/>
+                <w:szCs w:val="20"/>
+              </w:rPr>
+              <w:t xml:space="preserve">c.</w:t>
+            </w:r>
+            <w:r>
+              <w:rPr>
+                <w:rFonts w:ascii="Avenir Next" w:hAnsi="Avenir Next" w:cs="Avenir Next" w:eastAsia="Avenir Next"/>
+                <w:color w:val="1A1A1A"/>
                 <w:sz w:val="20"/>
                 <w:szCs w:val="20"/>
               </w:rPr>
-              <w:t xml:space="preserve">c.</w:t>
-            </w:r>
-            <w:r>
-              <w:rPr>
-                <w:rFonts w:ascii="Avenir Next" w:hAnsi="Avenir Next" w:cs="Avenir Next" w:eastAsia="Avenir Next"/>
-                <w:color w:val="1A1A1A"/>
-                <w:sz w:val="20"/>
-                <w:szCs w:val="20"/>
-              </w:rPr>
               <w:tab/>
             </w:r>
             <w:r>
               <w:rPr>
                 <w:rFonts w:ascii="Avenir Next" w:hAnsi="Avenir Next" w:cs="Avenir Next" w:eastAsia="Avenir Next"/>
                 <w:color w:val="1A1A1A"/>
-                <w:sz w:val="20"/>
+                <w:sz w:val="22"/>
                 <w:szCs w:val="20"/>
               </w:rPr>
               <w:t xml:space="preserve">How did doubling the number of beakers change each share?</w:t>
@@ -2637,12 +2641,12 @@
     </w:tbl>
     <w:p>
       <w:pPr>
-        <w:spacing w:before="0" w:after="0" w:line="20" w:lineRule="exact"/>
+        <w:spacing w:before="0" w:after="0" w:line="50" w:lineRule="exact"/>
       </w:pPr>
     </w:p>
     <w:p>
       <w:pPr>
-        <w:spacing w:before="0" w:after="0" w:line="20" w:lineRule="exact"/>
+        <w:spacing w:before="0" w:after="0" w:line="50" w:lineRule="exact"/>
       </w:pPr>
     </w:p>
     <w:tbl>
@@ -2692,18 +2696,18 @@
                 <w:rFonts w:ascii="Avenir Next" w:hAnsi="Avenir Next" w:cs="Avenir Next" w:eastAsia="Avenir Next"/>
                 <w:b/>
                 <w:color w:val="1A1A1A"/>
+                <w:sz w:val="22"/>
+                <w:szCs w:val="20"/>
+              </w:rPr>
+              <w:t xml:space="preserve">8.</w:t>
+            </w:r>
+            <w:r>
+              <w:rPr>
+                <w:rFonts w:ascii="Avenir Next" w:hAnsi="Avenir Next" w:cs="Avenir Next" w:eastAsia="Avenir Next"/>
+                <w:color w:val="1A1A1A"/>
                 <w:sz w:val="20"/>
                 <w:szCs w:val="20"/>
               </w:rPr>
-              <w:t xml:space="preserve">8.</w:t>
-            </w:r>
-            <w:r>
-              <w:rPr>
-                <w:rFonts w:ascii="Avenir Next" w:hAnsi="Avenir Next" w:cs="Avenir Next" w:eastAsia="Avenir Next"/>
-                <w:color w:val="1A1A1A"/>
-                <w:sz w:val="20"/>
-                <w:szCs w:val="20"/>
-              </w:rPr>
               <w:tab/>
             </w:r>
             <w:r>
@@ -2711,7 +2715,7 @@
                 <w:rFonts w:ascii="Avenir Next" w:hAnsi="Avenir Next" w:cs="Avenir Next" w:eastAsia="Avenir Next"/>
                 <w:b/>
                 <w:color w:val="1A1A1A"/>
-                <w:sz w:val="20"/>
+                <w:sz w:val="22"/>
                 <w:szCs w:val="20"/>
               </w:rPr>
               <w:t xml:space="preserve">Fabric Strip.  </w:t>
@@ -2720,7 +2724,7 @@
               <w:rPr>
                 <w:rFonts w:ascii="Avenir Next" w:hAnsi="Avenir Next" w:cs="Avenir Next" w:eastAsia="Avenir Next"/>
                 <w:color w:val="1A1A1A"/>
-                <w:sz w:val="20"/>
+                <w:sz w:val="22"/>
                 <w:szCs w:val="20"/>
               </w:rPr>
               <w:t xml:space="preserve">A strip of fabric is 6/7 meter long. It is cut into 3 equal pieces. Find the length of one piece. Then check by multiplying.</w:t>
@@ -2737,7 +2741,7 @@
                 <w:rFonts w:ascii="Avenir Next" w:hAnsi="Avenir Next" w:cs="Avenir Next" w:eastAsia="Avenir Next"/>
                 <w:b/>
                 <w:color w:val="003A70"/>
-                <w:sz w:val="17"/>
+                <w:sz w:val="22"/>
                 <w:szCs w:val="17"/>
               </w:rPr>
               <w:t xml:space="preserve">Hint  </w:t>
@@ -2747,7 +2751,7 @@
                 <w:rFonts w:ascii="Avenir Next" w:hAnsi="Avenir Next" w:cs="Avenir Next" w:eastAsia="Avenir Next"/>
                 <w:i/>
                 <w:color w:val="5A5F66"/>
-                <w:sz w:val="17"/>
+                <w:sz w:val="22"/>
                 <w:szCs w:val="17"/>
               </w:rPr>
               <w:t xml:space="preserve">Check: your answer × 3 should equal 6/7.</w:t>
@@ -2755,7 +2759,7 @@
           </w:p>
           <w:p>
             <w:pPr>
-              <w:spacing w:before="0" w:after="0" w:line="60" w:lineRule="auto"/>
+              <w:spacing w:before="0" w:after="0" w:line="50" w:lineRule="exact"/>
             </w:pPr>
           </w:p>
           <w:tbl>
@@ -2824,25 +2828,25 @@
                 <w:rFonts w:ascii="Avenir Next" w:hAnsi="Avenir Next" w:cs="Avenir Next" w:eastAsia="Avenir Next"/>
                 <w:b/>
                 <w:color w:val="1A1A1A"/>
+                <w:sz w:val="22"/>
+                <w:szCs w:val="18"/>
+              </w:rPr>
+              <w:t xml:space="preserve">Answer</w:t>
+            </w:r>
+            <w:r>
+              <w:rPr>
+                <w:rFonts w:ascii="Avenir Next" w:hAnsi="Avenir Next" w:cs="Avenir Next" w:eastAsia="Avenir Next"/>
+                <w:color w:val="1A1A1A"/>
                 <w:sz w:val="18"/>
                 <w:szCs w:val="18"/>
               </w:rPr>
-              <w:t xml:space="preserve">Answer</w:t>
-            </w:r>
-            <w:r>
-              <w:rPr>
-                <w:rFonts w:ascii="Avenir Next" w:hAnsi="Avenir Next" w:cs="Avenir Next" w:eastAsia="Avenir Next"/>
-                <w:color w:val="1A1A1A"/>
-                <w:sz w:val="18"/>
-                <w:szCs w:val="18"/>
-              </w:rPr>
               <w:tab/>
             </w:r>
             <w:r>
               <w:rPr>
                 <w:rFonts w:ascii="Avenir Next" w:hAnsi="Avenir Next" w:cs="Avenir Next" w:eastAsia="Avenir Next"/>
                 <w:color w:val="1A1A1A"/>
-                <w:sz w:val="18"/>
+                <w:sz w:val="22"/>
                 <w:szCs w:val="18"/>
               </w:rPr>
               <w:t xml:space="preserve">  m</w:t>
@@ -2853,11 +2857,12 @@
     </w:tbl>
     <w:p>
       <w:pPr>
-        <w:spacing w:before="0" w:after="0" w:line="20" w:lineRule="exact"/>
+        <w:spacing w:before="0" w:after="0" w:line="50" w:lineRule="exact"/>
       </w:pPr>
     </w:p>
     <w:p>
       <w:pPr>
+        <w:pStyle w:val="Heading2"/>
         <w:keepNext/>
         <w:pBdr>
           <w:bottom w:val="single" w:sz="8" w:space="3" w:color="003A70"/>
@@ -2873,7 +2878,7 @@
           <w:b/>
           <w:color w:val="003A70"/>
           <w:spacing w:val="14"/>
-          <w:sz w:val="19"/>
+          <w:sz w:val="22"/>
           <w:szCs w:val="19"/>
         </w:rPr>
         <w:t xml:space="preserve">FIND THE ERROR</w:t>
@@ -2892,7 +2897,7 @@
           <w:rFonts w:ascii="Avenir Next" w:hAnsi="Avenir Next" w:cs="Avenir Next" w:eastAsia="Avenir Next"/>
           <w:i/>
           <w:color w:val="5A5F66"/>
-          <w:sz w:val="17"/>
+          <w:sz w:val="22"/>
           <w:szCs w:val="17"/>
         </w:rPr>
         <w:t xml:space="preserve">explain the mistake, then fix it</w:t>
@@ -2900,7 +2905,7 @@
     </w:p>
     <w:p>
       <w:pPr>
-        <w:spacing w:before="0" w:after="0" w:line="20" w:lineRule="exact"/>
+        <w:spacing w:before="0" w:after="0" w:line="50" w:lineRule="exact"/>
       </w:pPr>
     </w:p>
     <w:tbl>
@@ -2950,18 +2955,18 @@
                 <w:rFonts w:ascii="Avenir Next" w:hAnsi="Avenir Next" w:cs="Avenir Next" w:eastAsia="Avenir Next"/>
                 <w:b/>
                 <w:color w:val="1A1A1A"/>
+                <w:sz w:val="22"/>
+                <w:szCs w:val="20"/>
+              </w:rPr>
+              <w:t xml:space="preserve">9.</w:t>
+            </w:r>
+            <w:r>
+              <w:rPr>
+                <w:rFonts w:ascii="Avenir Next" w:hAnsi="Avenir Next" w:cs="Avenir Next" w:eastAsia="Avenir Next"/>
+                <w:color w:val="1A1A1A"/>
                 <w:sz w:val="20"/>
                 <w:szCs w:val="20"/>
               </w:rPr>
-              <w:t xml:space="preserve">9.</w:t>
-            </w:r>
-            <w:r>
-              <w:rPr>
-                <w:rFonts w:ascii="Avenir Next" w:hAnsi="Avenir Next" w:cs="Avenir Next" w:eastAsia="Avenir Next"/>
-                <w:color w:val="1A1A1A"/>
-                <w:sz w:val="20"/>
-                <w:szCs w:val="20"/>
-              </w:rPr>
               <w:tab/>
             </w:r>
             <w:r>
@@ -2969,7 +2974,7 @@
                 <w:rFonts w:ascii="Avenir Next" w:hAnsi="Avenir Next" w:cs="Avenir Next" w:eastAsia="Avenir Next"/>
                 <w:b/>
                 <w:color w:val="1A1A1A"/>
-                <w:sz w:val="20"/>
+                <w:sz w:val="22"/>
                 <w:szCs w:val="20"/>
               </w:rPr>
               <w:t xml:space="preserve">Jordan’s Work.  </w:t>
@@ -2978,7 +2983,7 @@
               <w:rPr>
                 <w:rFonts w:ascii="Avenir Next" w:hAnsi="Avenir Next" w:cs="Avenir Next" w:eastAsia="Avenir Next"/>
                 <w:color w:val="1A1A1A"/>
-                <w:sz w:val="20"/>
+                <w:sz w:val="22"/>
                 <w:szCs w:val="20"/>
               </w:rPr>
               <w:t xml:space="preserve">Jordan solved 4/9 ÷ 2. He kept the divisor right side up and wrote 4/9 × 2/1 = 8/9. Explain his mistake. Then find the correct quotient.</w:t>
@@ -3024,7 +3029,7 @@
                 </w:tcPr>
                 <w:p>
                   <w:pPr>
-                    <w:spacing w:before="0" w:after="0" w:line="240" w:lineRule="auto"/>
+                    <w:spacing w:before="0" w:after="0" w:line="50" w:lineRule="exact"/>
                   </w:pPr>
                 </w:p>
               </w:tc>
@@ -3044,7 +3049,7 @@
                 </w:tcPr>
                 <w:p>
                   <w:pPr>
-                    <w:spacing w:before="0" w:after="0" w:line="240" w:lineRule="auto"/>
+                    <w:spacing w:before="0" w:after="0" w:line="50" w:lineRule="exact"/>
                   </w:pPr>
                 </w:p>
               </w:tc>
@@ -3064,7 +3069,7 @@
                 </w:tcPr>
                 <w:p>
                   <w:pPr>
-                    <w:spacing w:before="0" w:after="0" w:line="240" w:lineRule="auto"/>
+                    <w:spacing w:before="0" w:after="0" w:line="50" w:lineRule="exact"/>
                   </w:pPr>
                 </w:p>
               </w:tc>
@@ -3072,7 +3077,7 @@
           </w:tbl>
           <w:p>
             <w:pPr>
-              <w:spacing w:before="0" w:after="0" w:line="24" w:lineRule="auto"/>
+              <w:spacing w:before="0" w:after="0" w:line="50" w:lineRule="exact"/>
             </w:pPr>
           </w:p>
         </w:tc>
@@ -3080,11 +3085,12 @@
     </w:tbl>
     <w:p>
       <w:pPr>
-        <w:spacing w:before="0" w:after="0" w:line="20" w:lineRule="exact"/>
+        <w:spacing w:before="0" w:after="0" w:line="50" w:lineRule="exact"/>
       </w:pPr>
     </w:p>
     <w:p>
       <w:pPr>
+        <w:pStyle w:val="Heading2"/>
         <w:keepNext/>
         <w:pBdr>
           <w:bottom w:val="single" w:sz="8" w:space="3" w:color="003A70"/>
@@ -3100,7 +3106,7 @@
           <w:b/>
           <w:color w:val="003A70"/>
           <w:spacing w:val="14"/>
-          <w:sz w:val="19"/>
+          <w:sz w:val="22"/>
           <w:szCs w:val="19"/>
         </w:rPr>
         <w:t xml:space="preserve">TEST PRACTICE</w:t>
@@ -3119,7 +3125,7 @@
           <w:rFonts w:ascii="Avenir Next" w:hAnsi="Avenir Next" w:cs="Avenir Next" w:eastAsia="Avenir Next"/>
           <w:i/>
           <w:color w:val="5A5F66"/>
-          <w:sz w:val="17"/>
+          <w:sz w:val="22"/>
           <w:szCs w:val="17"/>
         </w:rPr>
         <w:t xml:space="preserve">choose the best answer</w:t>
@@ -3127,7 +3133,7 @@
     </w:p>
     <w:p>
       <w:pPr>
-        <w:spacing w:before="0" w:after="0" w:line="20" w:lineRule="exact"/>
+        <w:spacing w:before="0" w:after="0" w:line="50" w:lineRule="exact"/>
       </w:pPr>
     </w:p>
     <w:tbl>
@@ -3177,25 +3183,25 @@
                 <w:rFonts w:ascii="Avenir Next" w:hAnsi="Avenir Next" w:cs="Avenir Next" w:eastAsia="Avenir Next"/>
                 <w:b/>
                 <w:color w:val="1A1A1A"/>
+                <w:sz w:val="22"/>
+                <w:szCs w:val="20"/>
+              </w:rPr>
+              <w:t xml:space="preserve">10.</w:t>
+            </w:r>
+            <w:r>
+              <w:rPr>
+                <w:rFonts w:ascii="Avenir Next" w:hAnsi="Avenir Next" w:cs="Avenir Next" w:eastAsia="Avenir Next"/>
+                <w:color w:val="1A1A1A"/>
                 <w:sz w:val="20"/>
                 <w:szCs w:val="20"/>
               </w:rPr>
-              <w:t xml:space="preserve">10.</w:t>
-            </w:r>
-            <w:r>
-              <w:rPr>
-                <w:rFonts w:ascii="Avenir Next" w:hAnsi="Avenir Next" w:cs="Avenir Next" w:eastAsia="Avenir Next"/>
-                <w:color w:val="1A1A1A"/>
-                <w:sz w:val="20"/>
-                <w:szCs w:val="20"/>
-              </w:rPr>
               <w:tab/>
             </w:r>
             <w:r>
               <w:rPr>
                 <w:rFonts w:ascii="Avenir Next" w:hAnsi="Avenir Next" w:cs="Avenir Next" w:eastAsia="Avenir Next"/>
                 <w:color w:val="1A1A1A"/>
-                <w:sz w:val="20"/>
+                <w:sz w:val="22"/>
                 <w:szCs w:val="20"/>
               </w:rPr>
               <w:t xml:space="preserve">Find 3/5 ÷ 3.</w:t>
@@ -3251,7 +3257,7 @@
                       <w:rFonts w:ascii="Avenir Next" w:hAnsi="Avenir Next" w:cs="Avenir Next" w:eastAsia="Avenir Next"/>
                       <w:b/>
                       <w:color w:val="003A70"/>
-                      <w:sz w:val="19"/>
+                      <w:sz w:val="22"/>
                       <w:szCs w:val="19"/>
                     </w:rPr>
                     <w:t xml:space="preserve">A</w:t>
@@ -3269,7 +3275,7 @@
                     <w:rPr>
                       <w:rFonts w:ascii="Avenir Next" w:hAnsi="Avenir Next" w:cs="Avenir Next" w:eastAsia="Avenir Next"/>
                       <w:color w:val="1A1A1A"/>
-                      <w:sz w:val="19"/>
+                      <w:sz w:val="22"/>
                       <w:szCs w:val="19"/>
                     </w:rPr>
                     <w:t xml:space="preserve">9/5</w:t>
@@ -3294,7 +3300,7 @@
                       <w:rFonts w:ascii="Avenir Next" w:hAnsi="Avenir Next" w:cs="Avenir Next" w:eastAsia="Avenir Next"/>
                       <w:b/>
                       <w:color w:val="003A70"/>
-                      <w:sz w:val="19"/>
+                      <w:sz w:val="22"/>
                       <w:szCs w:val="19"/>
                     </w:rPr>
                     <w:t xml:space="preserve">B</w:t>
@@ -3312,7 +3318,7 @@
                     <w:rPr>
                       <w:rFonts w:ascii="Avenir Next" w:hAnsi="Avenir Next" w:cs="Avenir Next" w:eastAsia="Avenir Next"/>
                       <w:color w:val="1A1A1A"/>
-                      <w:sz w:val="19"/>
+                      <w:sz w:val="22"/>
                       <w:szCs w:val="19"/>
                     </w:rPr>
                     <w:t xml:space="preserve">1/5</w:t>
@@ -3337,7 +3343,7 @@
                       <w:rFonts w:ascii="Avenir Next" w:hAnsi="Avenir Next" w:cs="Avenir Next" w:eastAsia="Avenir Next"/>
                       <w:b/>
                       <w:color w:val="003A70"/>
-                      <w:sz w:val="19"/>
+                      <w:sz w:val="22"/>
                       <w:szCs w:val="19"/>
                     </w:rPr>
                     <w:t xml:space="preserve">C</w:t>
@@ -3355,7 +3361,7 @@
                     <w:rPr>
                       <w:rFonts w:ascii="Avenir Next" w:hAnsi="Avenir Next" w:cs="Avenir Next" w:eastAsia="Avenir Next"/>
                       <w:color w:val="1A1A1A"/>
-                      <w:sz w:val="19"/>
+                      <w:sz w:val="22"/>
                       <w:szCs w:val="19"/>
                     </w:rPr>
                     <w:t xml:space="preserve">5/9</w:t>
@@ -3380,7 +3386,7 @@
                       <w:rFonts w:ascii="Avenir Next" w:hAnsi="Avenir Next" w:cs="Avenir Next" w:eastAsia="Avenir Next"/>
                       <w:b/>
                       <w:color w:val="003A70"/>
-                      <w:sz w:val="19"/>
+                      <w:sz w:val="22"/>
                       <w:szCs w:val="19"/>
                     </w:rPr>
                     <w:t xml:space="preserve">D</w:t>
@@ -3398,7 +3404,7 @@
                     <w:rPr>
                       <w:rFonts w:ascii="Avenir Next" w:hAnsi="Avenir Next" w:cs="Avenir Next" w:eastAsia="Avenir Next"/>
                       <w:color w:val="1A1A1A"/>
-                      <w:sz w:val="19"/>
+                      <w:sz w:val="22"/>
                       <w:szCs w:val="19"/>
                     </w:rPr>
                     <w:t xml:space="preserve">3/5</w:t>
@@ -3409,7 +3415,7 @@
           </w:tbl>
           <w:p>
             <w:pPr>
-              <w:spacing w:before="0" w:after="0" w:line="24" w:lineRule="auto"/>
+              <w:spacing w:before="0" w:after="0" w:line="50" w:lineRule="exact"/>
             </w:pPr>
           </w:p>
         </w:tc>
@@ -3417,12 +3423,12 @@
     </w:tbl>
     <w:p>
       <w:pPr>
-        <w:spacing w:before="0" w:after="0" w:line="20" w:lineRule="exact"/>
+        <w:spacing w:before="0" w:after="0" w:line="50" w:lineRule="exact"/>
       </w:pPr>
     </w:p>
     <w:p>
       <w:pPr>
-        <w:spacing w:before="0" w:after="0" w:line="20" w:lineRule="exact"/>
+        <w:spacing w:before="0" w:after="0" w:line="50" w:lineRule="exact"/>
       </w:pPr>
     </w:p>
     <w:tbl>
@@ -3472,25 +3478,25 @@
                 <w:rFonts w:ascii="Avenir Next" w:hAnsi="Avenir Next" w:cs="Avenir Next" w:eastAsia="Avenir Next"/>
                 <w:b/>
                 <w:color w:val="1A1A1A"/>
+                <w:sz w:val="22"/>
+                <w:szCs w:val="20"/>
+              </w:rPr>
+              <w:t xml:space="preserve">11.</w:t>
+            </w:r>
+            <w:r>
+              <w:rPr>
+                <w:rFonts w:ascii="Avenir Next" w:hAnsi="Avenir Next" w:cs="Avenir Next" w:eastAsia="Avenir Next"/>
+                <w:color w:val="1A1A1A"/>
                 <w:sz w:val="20"/>
                 <w:szCs w:val="20"/>
               </w:rPr>
-              <w:t xml:space="preserve">11.</w:t>
-            </w:r>
-            <w:r>
-              <w:rPr>
-                <w:rFonts w:ascii="Avenir Next" w:hAnsi="Avenir Next" w:cs="Avenir Next" w:eastAsia="Avenir Next"/>
-                <w:color w:val="1A1A1A"/>
-                <w:sz w:val="20"/>
-                <w:szCs w:val="20"/>
-              </w:rPr>
               <w:tab/>
             </w:r>
             <w:r>
               <w:rPr>
                 <w:rFonts w:ascii="Avenir Next" w:hAnsi="Avenir Next" w:cs="Avenir Next" w:eastAsia="Avenir Next"/>
                 <w:color w:val="1A1A1A"/>
-                <w:sz w:val="20"/>
+                <w:sz w:val="22"/>
                 <w:szCs w:val="20"/>
               </w:rPr>
               <w:t xml:space="preserve">Dividing a fraction by a whole number greater than 1 makes the result —</w:t>
@@ -3544,7 +3550,7 @@
                       <w:rFonts w:ascii="Avenir Next" w:hAnsi="Avenir Next" w:cs="Avenir Next" w:eastAsia="Avenir Next"/>
                       <w:b/>
                       <w:color w:val="003A70"/>
-                      <w:sz w:val="19"/>
+                      <w:sz w:val="22"/>
                       <w:szCs w:val="19"/>
                     </w:rPr>
                     <w:t xml:space="preserve">A</w:t>
@@ -3562,7 +3568,7 @@
                     <w:rPr>
                       <w:rFonts w:ascii="Avenir Next" w:hAnsi="Avenir Next" w:cs="Avenir Next" w:eastAsia="Avenir Next"/>
                       <w:color w:val="1A1A1A"/>
-                      <w:sz w:val="19"/>
+                      <w:sz w:val="22"/>
                       <w:szCs w:val="19"/>
                     </w:rPr>
                     <w:t xml:space="preserve">greater than the fraction</w:t>
@@ -3587,7 +3593,7 @@
                       <w:rFonts w:ascii="Avenir Next" w:hAnsi="Avenir Next" w:cs="Avenir Next" w:eastAsia="Avenir Next"/>
                       <w:b/>
                       <w:color w:val="003A70"/>
-                      <w:sz w:val="19"/>
+                      <w:sz w:val="22"/>
                       <w:szCs w:val="19"/>
                     </w:rPr>
                     <w:t xml:space="preserve">B</w:t>
@@ -3605,7 +3611,7 @@
                     <w:rPr>
                       <w:rFonts w:ascii="Avenir Next" w:hAnsi="Avenir Next" w:cs="Avenir Next" w:eastAsia="Avenir Next"/>
                       <w:color w:val="1A1A1A"/>
-                      <w:sz w:val="19"/>
+                      <w:sz w:val="22"/>
                       <w:szCs w:val="19"/>
                     </w:rPr>
                     <w:t xml:space="preserve">equal to the fraction</w:t>
@@ -3635,7 +3641,7 @@
                       <w:rFonts w:ascii="Avenir Next" w:hAnsi="Avenir Next" w:cs="Avenir Next" w:eastAsia="Avenir Next"/>
                       <w:b/>
                       <w:color w:val="003A70"/>
-                      <w:sz w:val="19"/>
+                      <w:sz w:val="22"/>
                       <w:szCs w:val="19"/>
                     </w:rPr>
                     <w:t xml:space="preserve">C</w:t>
@@ -3653,7 +3659,7 @@
                     <w:rPr>
                       <w:rFonts w:ascii="Avenir Next" w:hAnsi="Avenir Next" w:cs="Avenir Next" w:eastAsia="Avenir Next"/>
                       <w:color w:val="1A1A1A"/>
-                      <w:sz w:val="19"/>
+                      <w:sz w:val="22"/>
                       <w:szCs w:val="19"/>
                     </w:rPr>
                     <w:t xml:space="preserve">smaller than the fraction</w:t>
@@ -3678,7 +3684,7 @@
                       <w:rFonts w:ascii="Avenir Next" w:hAnsi="Avenir Next" w:cs="Avenir Next" w:eastAsia="Avenir Next"/>
                       <w:b/>
                       <w:color w:val="003A70"/>
-                      <w:sz w:val="19"/>
+                      <w:sz w:val="22"/>
                       <w:szCs w:val="19"/>
                     </w:rPr>
                     <w:t xml:space="preserve">D</w:t>
@@ -3696,7 +3702,7 @@
                     <w:rPr>
                       <w:rFonts w:ascii="Avenir Next" w:hAnsi="Avenir Next" w:cs="Avenir Next" w:eastAsia="Avenir Next"/>
                       <w:color w:val="1A1A1A"/>
-                      <w:sz w:val="19"/>
+                      <w:sz w:val="22"/>
                       <w:szCs w:val="19"/>
                     </w:rPr>
                     <w:t xml:space="preserve">always a whole number</w:t>
@@ -3707,7 +3713,7 @@
           </w:tbl>
           <w:p>
             <w:pPr>
-              <w:spacing w:before="0" w:after="0" w:line="24" w:lineRule="auto"/>
+              <w:spacing w:before="0" w:after="0" w:line="50" w:lineRule="exact"/>
             </w:pPr>
           </w:p>
         </w:tc>
@@ -3715,11 +3721,12 @@
     </w:tbl>
     <w:p>
       <w:pPr>
-        <w:spacing w:before="0" w:after="0" w:line="20" w:lineRule="exact"/>
+        <w:spacing w:before="0" w:after="0" w:line="50" w:lineRule="exact"/>
       </w:pPr>
     </w:p>
     <w:p>
       <w:pPr>
+        <w:pStyle w:val="Heading2"/>
         <w:keepNext/>
         <w:pBdr>
           <w:bottom w:val="single" w:sz="8" w:space="3" w:color="003A70"/>
@@ -3735,7 +3742,7 @@
           <w:b/>
           <w:color w:val="003A70"/>
           <w:spacing w:val="14"/>
-          <w:sz w:val="19"/>
+          <w:sz w:val="22"/>
           <w:szCs w:val="19"/>
         </w:rPr>
         <w:t xml:space="preserve">SELF-CHECK CODE</w:t>
@@ -3754,7 +3761,7 @@
           <w:rFonts w:ascii="Avenir Next" w:hAnsi="Avenir Next" w:cs="Avenir Next" w:eastAsia="Avenir Next"/>
           <w:i/>
           <w:color w:val="5A5F66"/>
-          <w:sz w:val="17"/>
+          <w:sz w:val="22"/>
           <w:szCs w:val="17"/>
         </w:rPr>
         <w:t xml:space="preserve">find your answer · copy its letter into that problem’s box · spell a math word</w:t>
@@ -3813,7 +3820,7 @@
                 <w:rFonts w:ascii="Avenir Next" w:hAnsi="Avenir Next" w:cs="Avenir Next" w:eastAsia="Avenir Next"/>
                 <w:b/>
                 <w:color w:val="1A1A1A"/>
-                <w:sz w:val="18"/>
+                <w:sz w:val="22"/>
                 <w:szCs w:val="18"/>
               </w:rPr>
               <w:t xml:space="preserve">1/20</w:t>
@@ -3829,7 +3836,7 @@
                 <w:rFonts w:ascii="Avenir Next" w:hAnsi="Avenir Next" w:cs="Avenir Next" w:eastAsia="Avenir Next"/>
                 <w:b/>
                 <w:color w:val="003A70"/>
-                <w:sz w:val="18"/>
+                <w:sz w:val="22"/>
                 <w:szCs w:val="18"/>
               </w:rPr>
               <w:t xml:space="preserve">P</w:t>
@@ -3852,7 +3859,7 @@
                 <w:rFonts w:ascii="Avenir Next" w:hAnsi="Avenir Next" w:cs="Avenir Next" w:eastAsia="Avenir Next"/>
                 <w:b/>
                 <w:color w:val="1A1A1A"/>
-                <w:sz w:val="18"/>
+                <w:sz w:val="22"/>
                 <w:szCs w:val="18"/>
               </w:rPr>
               <w:t xml:space="preserve">1/6</w:t>
@@ -3868,7 +3875,7 @@
                 <w:rFonts w:ascii="Avenir Next" w:hAnsi="Avenir Next" w:cs="Avenir Next" w:eastAsia="Avenir Next"/>
                 <w:b/>
                 <w:color w:val="003A70"/>
-                <w:sz w:val="18"/>
+                <w:sz w:val="22"/>
                 <w:szCs w:val="18"/>
               </w:rPr>
               <w:t xml:space="preserve">R</w:t>
@@ -3891,7 +3898,7 @@
                 <w:rFonts w:ascii="Avenir Next" w:hAnsi="Avenir Next" w:cs="Avenir Next" w:eastAsia="Avenir Next"/>
                 <w:b/>
                 <w:color w:val="1A1A1A"/>
-                <w:sz w:val="18"/>
+                <w:sz w:val="22"/>
                 <w:szCs w:val="18"/>
               </w:rPr>
               <w:t xml:space="preserve">7/40</w:t>
@@ -3907,7 +3914,7 @@
                 <w:rFonts w:ascii="Avenir Next" w:hAnsi="Avenir Next" w:cs="Avenir Next" w:eastAsia="Avenir Next"/>
                 <w:b/>
                 <w:color w:val="003A70"/>
-                <w:sz w:val="18"/>
+                <w:sz w:val="22"/>
                 <w:szCs w:val="18"/>
               </w:rPr>
               <w:t xml:space="preserve">I</w:t>
@@ -3930,7 +3937,7 @@
                 <w:rFonts w:ascii="Avenir Next" w:hAnsi="Avenir Next" w:cs="Avenir Next" w:eastAsia="Avenir Next"/>
                 <w:b/>
                 <w:color w:val="1A1A1A"/>
-                <w:sz w:val="18"/>
+                <w:sz w:val="22"/>
                 <w:szCs w:val="18"/>
               </w:rPr>
               <w:t xml:space="preserve">16/5</w:t>
@@ -3946,7 +3953,7 @@
                 <w:rFonts w:ascii="Avenir Next" w:hAnsi="Avenir Next" w:cs="Avenir Next" w:eastAsia="Avenir Next"/>
                 <w:b/>
                 <w:color w:val="003A70"/>
-                <w:sz w:val="18"/>
+                <w:sz w:val="22"/>
                 <w:szCs w:val="18"/>
               </w:rPr>
               <w:t xml:space="preserve">X</w:t>
@@ -3969,7 +3976,7 @@
                 <w:rFonts w:ascii="Avenir Next" w:hAnsi="Avenir Next" w:cs="Avenir Next" w:eastAsia="Avenir Next"/>
                 <w:b/>
                 <w:color w:val="1A1A1A"/>
-                <w:sz w:val="18"/>
+                <w:sz w:val="22"/>
                 <w:szCs w:val="18"/>
               </w:rPr>
               <w:t xml:space="preserve">8/3</w:t>
@@ -3985,7 +3992,7 @@
                 <w:rFonts w:ascii="Avenir Next" w:hAnsi="Avenir Next" w:cs="Avenir Next" w:eastAsia="Avenir Next"/>
                 <w:b/>
                 <w:color w:val="003A70"/>
-                <w:sz w:val="18"/>
+                <w:sz w:val="22"/>
                 <w:szCs w:val="18"/>
               </w:rPr>
               <w:t xml:space="preserve">Q</w:t>
@@ -4008,7 +4015,7 @@
                 <w:rFonts w:ascii="Avenir Next" w:hAnsi="Avenir Next" w:cs="Avenir Next" w:eastAsia="Avenir Next"/>
                 <w:b/>
                 <w:color w:val="1A1A1A"/>
-                <w:sz w:val="18"/>
+                <w:sz w:val="22"/>
                 <w:szCs w:val="18"/>
               </w:rPr>
               <w:t xml:space="preserve">2/7</w:t>
@@ -4024,7 +4031,7 @@
                 <w:rFonts w:ascii="Avenir Next" w:hAnsi="Avenir Next" w:cs="Avenir Next" w:eastAsia="Avenir Next"/>
                 <w:b/>
                 <w:color w:val="003A70"/>
-                <w:sz w:val="18"/>
+                <w:sz w:val="22"/>
                 <w:szCs w:val="18"/>
               </w:rPr>
               <w:t xml:space="preserve">N</w:t>
@@ -4047,7 +4054,7 @@
                 <w:rFonts w:ascii="Avenir Next" w:hAnsi="Avenir Next" w:cs="Avenir Next" w:eastAsia="Avenir Next"/>
                 <w:b/>
                 <w:color w:val="1A1A1A"/>
-                <w:sz w:val="18"/>
+                <w:sz w:val="22"/>
                 <w:szCs w:val="18"/>
               </w:rPr>
               <w:t xml:space="preserve">3/10</w:t>
@@ -4063,7 +4070,7 @@
                 <w:rFonts w:ascii="Avenir Next" w:hAnsi="Avenir Next" w:cs="Avenir Next" w:eastAsia="Avenir Next"/>
                 <w:b/>
                 <w:color w:val="003A70"/>
-                <w:sz w:val="18"/>
+                <w:sz w:val="22"/>
                 <w:szCs w:val="18"/>
               </w:rPr>
               <w:t xml:space="preserve">O</w:t>
@@ -4086,7 +4093,7 @@
                 <w:rFonts w:ascii="Avenir Next" w:hAnsi="Avenir Next" w:cs="Avenir Next" w:eastAsia="Avenir Next"/>
                 <w:b/>
                 <w:color w:val="1A1A1A"/>
-                <w:sz w:val="18"/>
+                <w:sz w:val="22"/>
                 <w:szCs w:val="18"/>
               </w:rPr>
               <w:t xml:space="preserve">1/5</w:t>
@@ -4102,7 +4109,7 @@
                 <w:rFonts w:ascii="Avenir Next" w:hAnsi="Avenir Next" w:cs="Avenir Next" w:eastAsia="Avenir Next"/>
                 <w:b/>
                 <w:color w:val="003A70"/>
-                <w:sz w:val="18"/>
+                <w:sz w:val="22"/>
                 <w:szCs w:val="18"/>
               </w:rPr>
               <w:t xml:space="preserve">T</w:t>
@@ -4125,7 +4132,7 @@
                 <w:rFonts w:ascii="Avenir Next" w:hAnsi="Avenir Next" w:cs="Avenir Next" w:eastAsia="Avenir Next"/>
                 <w:b/>
                 <w:color w:val="1A1A1A"/>
-                <w:sz w:val="18"/>
+                <w:sz w:val="22"/>
                 <w:szCs w:val="18"/>
               </w:rPr>
               <w:t xml:space="preserve">27/10</w:t>
@@ -4141,7 +4148,7 @@
                 <w:rFonts w:ascii="Avenir Next" w:hAnsi="Avenir Next" w:cs="Avenir Next" w:eastAsia="Avenir Next"/>
                 <w:b/>
                 <w:color w:val="003A70"/>
-                <w:sz w:val="18"/>
+                <w:sz w:val="22"/>
                 <w:szCs w:val="18"/>
               </w:rPr>
               <w:t xml:space="preserve">Z</w:t>
@@ -4164,7 +4171,7 @@
                 <w:rFonts w:ascii="Avenir Next" w:hAnsi="Avenir Next" w:cs="Avenir Next" w:eastAsia="Avenir Next"/>
                 <w:b/>
                 <w:color w:val="1A1A1A"/>
-                <w:sz w:val="18"/>
+                <w:sz w:val="22"/>
                 <w:szCs w:val="18"/>
               </w:rPr>
               <w:t xml:space="preserve">7/80</w:t>
@@ -4180,7 +4187,7 @@
                 <w:rFonts w:ascii="Avenir Next" w:hAnsi="Avenir Next" w:cs="Avenir Next" w:eastAsia="Avenir Next"/>
                 <w:b/>
                 <w:color w:val="003A70"/>
-                <w:sz w:val="18"/>
+                <w:sz w:val="22"/>
                 <w:szCs w:val="18"/>
               </w:rPr>
               <w:t xml:space="preserve">O</w:t>
@@ -4191,7 +4198,7 @@
     </w:tbl>
     <w:p>
       <w:pPr>
-        <w:spacing w:before="0" w:after="0" w:line="60" w:lineRule="auto"/>
+        <w:spacing w:before="0" w:after="0" w:line="50" w:lineRule="exact"/>
       </w:pPr>
     </w:p>
     <w:tbl>
@@ -4380,7 +4387,7 @@
     </w:tbl>
     <w:p>
       <w:pPr>
-        <w:spacing w:before="0" w:after="0" w:line="40" w:lineRule="auto"/>
+        <w:spacing w:before="0" w:after="0" w:line="50" w:lineRule="exact"/>
       </w:pPr>
     </w:p>
     <w:tbl>
@@ -4422,6 +4429,7 @@
           </w:tcPr>
           <w:p>
             <w:pPr>
+              <w:pStyle w:val="Heading2"/>
               <w:spacing w:before="0" w:after="0" w:line="240" w:lineRule="auto"/>
             </w:pPr>
             <w:r>
@@ -4459,7 +4467,7 @@
               <w:rPr>
                 <w:rFonts w:ascii="Avenir Next" w:hAnsi="Avenir Next" w:cs="Avenir Next" w:eastAsia="Avenir Next"/>
                 <w:color w:val="1A1A1A"/>
-                <w:sz w:val="17"/>
+                <w:sz w:val="22"/>
                 <w:szCs w:val="17"/>
               </w:rPr>
               <w:t xml:space="preserve">  I can do this on my own</w:t>
@@ -4488,7 +4496,7 @@
               <w:rPr>
                 <w:rFonts w:ascii="Avenir Next" w:hAnsi="Avenir Next" w:cs="Avenir Next" w:eastAsia="Avenir Next"/>
                 <w:color w:val="1A1A1A"/>
-                <w:sz w:val="17"/>
+                <w:sz w:val="22"/>
                 <w:szCs w:val="17"/>
               </w:rPr>
               <w:t xml:space="preserve">  I need a little help</w:t>
@@ -4517,7 +4525,7 @@
               <w:rPr>
                 <w:rFonts w:ascii="Avenir Next" w:hAnsi="Avenir Next" w:cs="Avenir Next" w:eastAsia="Avenir Next"/>
                 <w:color w:val="1A1A1A"/>
-                <w:sz w:val="17"/>
+                <w:sz w:val="22"/>
                 <w:szCs w:val="17"/>
               </w:rPr>
               <w:t xml:space="preserve">  I have a question about #</w:t>
@@ -4538,7 +4546,7 @@
     </w:tbl>
     <w:p>
       <w:pPr>
-        <w:spacing w:before="0" w:after="0" w:line="20" w:lineRule="exact"/>
+        <w:spacing w:before="0" w:after="0" w:line="50" w:lineRule="exact"/>
       </w:pPr>
     </w:p>
     <w:sectPr>
@@ -4624,7 +4632,106 @@
               <w:sz w:val="15"/>
               <w:szCs w:val="15"/>
             </w:rPr>
-            <w:t xml:space="preserve">Lesson 6-1  ·  Session 2  ·  Practice Form B</w:t>
+            <w:t xml:space="preserve">6-1 · Page </w:t>
+          </w:r>
+          <w:r>
+            <w:rPr>
+              <w:rFonts w:ascii="Avenir Next" w:hAnsi="Avenir Next" w:cs="Avenir Next" w:eastAsia="Avenir Next"/>
+              <w:color w:val="5A5F66"/>
+              <w:sz w:val="15"/>
+              <w:szCs w:val="15"/>
+            </w:rPr>
+            <w:fldChar w:fldCharType="begin"/>
+          </w:r>
+          <w:r>
+            <w:rPr>
+              <w:rFonts w:ascii="Avenir Next" w:hAnsi="Avenir Next" w:cs="Avenir Next" w:eastAsia="Avenir Next"/>
+              <w:color w:val="5A5F66"/>
+              <w:sz w:val="15"/>
+              <w:szCs w:val="15"/>
+            </w:rPr>
+            <w:instrText xml:space="preserve"> PAGE </w:instrText>
+          </w:r>
+          <w:r>
+            <w:rPr>
+              <w:rFonts w:ascii="Avenir Next" w:hAnsi="Avenir Next" w:cs="Avenir Next" w:eastAsia="Avenir Next"/>
+              <w:color w:val="5A5F66"/>
+              <w:sz w:val="15"/>
+              <w:szCs w:val="15"/>
+            </w:rPr>
+            <w:fldChar w:fldCharType="separate"/>
+          </w:r>
+          <w:r>
+            <w:rPr>
+              <w:rFonts w:ascii="Avenir Next" w:hAnsi="Avenir Next" w:cs="Avenir Next" w:eastAsia="Avenir Next"/>
+              <w:color w:val="5A5F66"/>
+              <w:sz w:val="15"/>
+              <w:szCs w:val="15"/>
+            </w:rPr>
+            <w:t xml:space="preserve">1</w:t>
+          </w:r>
+          <w:r>
+            <w:rPr>
+              <w:rFonts w:ascii="Avenir Next" w:hAnsi="Avenir Next" w:cs="Avenir Next" w:eastAsia="Avenir Next"/>
+              <w:color w:val="5A5F66"/>
+              <w:sz w:val="15"/>
+              <w:szCs w:val="15"/>
+            </w:rPr>
+            <w:fldChar w:fldCharType="end"/>
+          </w:r>
+          <w:r>
+            <w:rPr>
+              <w:rFonts w:ascii="Avenir Next" w:hAnsi="Avenir Next" w:cs="Avenir Next" w:eastAsia="Avenir Next"/>
+              <w:color w:val="5A5F66"/>
+              <w:sz w:val="15"/>
+              <w:szCs w:val="15"/>
+            </w:rPr>
+            <w:t xml:space="preserve"> of </w:t>
+          </w:r>
+          <w:r>
+            <w:rPr>
+              <w:rFonts w:ascii="Avenir Next" w:hAnsi="Avenir Next" w:cs="Avenir Next" w:eastAsia="Avenir Next"/>
+              <w:color w:val="5A5F66"/>
+              <w:sz w:val="15"/>
+              <w:szCs w:val="15"/>
+            </w:rPr>
+            <w:fldChar w:fldCharType="begin"/>
+          </w:r>
+          <w:r>
+            <w:rPr>
+              <w:rFonts w:ascii="Avenir Next" w:hAnsi="Avenir Next" w:cs="Avenir Next" w:eastAsia="Avenir Next"/>
+              <w:color w:val="5A5F66"/>
+              <w:sz w:val="15"/>
+              <w:szCs w:val="15"/>
+            </w:rPr>
+            <w:instrText xml:space="preserve"> NUMPAGES </w:instrText>
+          </w:r>
+          <w:r>
+            <w:rPr>
+              <w:rFonts w:ascii="Avenir Next" w:hAnsi="Avenir Next" w:cs="Avenir Next" w:eastAsia="Avenir Next"/>
+              <w:color w:val="5A5F66"/>
+              <w:sz w:val="15"/>
+              <w:szCs w:val="15"/>
+            </w:rPr>
+            <w:fldChar w:fldCharType="separate"/>
+          </w:r>
+          <w:r>
+            <w:rPr>
+              <w:rFonts w:ascii="Avenir Next" w:hAnsi="Avenir Next" w:cs="Avenir Next" w:eastAsia="Avenir Next"/>
+              <w:color w:val="5A5F66"/>
+              <w:sz w:val="15"/>
+              <w:szCs w:val="15"/>
+            </w:rPr>
+            <w:t xml:space="preserve">1</w:t>
+          </w:r>
+          <w:r>
+            <w:rPr>
+              <w:rFonts w:ascii="Avenir Next" w:hAnsi="Avenir Next" w:cs="Avenir Next" w:eastAsia="Avenir Next"/>
+              <w:color w:val="5A5F66"/>
+              <w:sz w:val="15"/>
+              <w:szCs w:val="15"/>
+            </w:rPr>
+            <w:fldChar w:fldCharType="end"/>
           </w:r>
         </w:p>
       </w:tc>
@@ -4667,5 +4774,23 @@
       </w:tblCellMar>
     </w:tblPr>
   </w:style>
+  <w:style w:type="paragraph" w:styleId="Heading1">
+    <w:name w:val="heading 1"/>
+    <w:basedOn w:val="Normal"/>
+    <w:pPr>
+      <w:outlineLvl w:val="0"/>
+      <w:keepNext w:val="0"/>
+      <w:keepLines w:val="0"/>
+    </w:pPr>
+  </w:style>
+  <w:style w:type="paragraph" w:styleId="Heading2">
+    <w:name w:val="heading 2"/>
+    <w:basedOn w:val="Normal"/>
+    <w:pPr>
+      <w:outlineLvl w:val="1"/>
+      <w:keepNext w:val="0"/>
+      <w:keepLines w:val="0"/>
+    </w:pPr>
+  </w:style>
 </w:styles>
 </file>